--- a/交互产品开发/Output/教案/教案_第7周_视觉重构：层级与色彩.docx
+++ b/交互产品开发/Output/教案/教案_第7周_视觉重构：层级与色彩.docx
@@ -322,7 +322,7 @@
                 <w:kern w:val="0"/>
                 <w:sz w:val="24"/>
               </w:rPr>
-              <w:t xml:space="preserve">2023级数字媒体艺术影视班：第 7 周，周三2-5节</w:t>
+              <w:t xml:space="preserve">2023级数字媒体艺术影视班：第 15 周，周四2-5节</w:t>
             </w:r>
           </w:p>
         </w:tc>
@@ -876,7 +876,7 @@
                 <w:kern w:val="0"/>
                 <w:sz w:val="24"/>
               </w:rPr>
-              <w:t xml:space="preserve">必读书目：</w:t>
+              <w:t xml:space="preserve">课前指定阅读教材与章节：</w:t>
             </w:r>
           </w:p>
           <w:p>
@@ -900,7 +900,31 @@
                 <w:kern w:val="0"/>
                 <w:sz w:val="24"/>
               </w:rPr>
-              <w:t xml:space="preserve">Yvonne Rogers, Helen Sharp, Jennifer Preece 著；刘晓晖 等译：交互设计：超越人机交互（原书第5版）[M]. 机械工业出版社, 2020.</w:t>
+              <w:t xml:space="preserve">《Refactoring UI》层级至上</w:t>
+            </w:r>
+          </w:p>
+          <w:p>
+            <w:pPr>
+              <w:widowControl/>
+              <w:spacing w:before="40" w:after="40" w:line="400" w:lineRule="exact"/>
+              <w:ind w:leftChars="50" w:left="105" w:rightChars="50" w:right="105" w:firstLineChars="200" w:firstLine="480"/>
+              <w:rPr>
+                <w:rFonts w:ascii="FangSong" w:eastAsia="FangSong" w:hAnsi="FangSong" w:cs="FangSong_GB2312"/>
+                <w:bCs/>
+                <w:color w:val="333333"/>
+                <w:kern w:val="0"/>
+                <w:sz w:val="24"/>
+              </w:rPr>
+            </w:pPr>
+            <w:r>
+              <w:rPr>
+                <w:rFonts w:ascii="FangSong" w:eastAsia="FangSong" w:hAnsi="FangSong" w:cs="FangSong_GB2312" w:hint="eastAsia"/>
+                <w:bCs/>
+                <w:color w:val="333333"/>
+                <w:kern w:val="0"/>
+                <w:sz w:val="24"/>
+              </w:rPr>
+              <w:t xml:space="preserve">《Refactoring UI》色彩运用</w:t>
             </w:r>
           </w:p>
         </w:tc>

--- a/交互产品开发/Output/教案/教案_第7周_视觉重构：层级与色彩.docx
+++ b/交互产品开发/Output/教案/教案_第7周_视觉重构：层级与色彩.docx
@@ -36,8 +36,8 @@
       </w:tblPr>
       <w:tblGrid>
         <w:gridCol w:w="1246"/>
-        <w:gridCol w:w="3894"/>
-        <w:gridCol w:w="3810"/>
+        <w:gridCol w:w="1740"/>
+        <w:gridCol w:w="5964"/>
       </w:tblGrid>
       <w:tr>
         <w:trPr>
@@ -66,15 +66,15 @@
               <w:jc w:val="center"/>
               <w:rPr>
                 <w:rFonts w:ascii="FangSong_GB2312" w:eastAsia="FangSong_GB2312" w:hAnsi="FangSong_GB2312" w:cs="FangSong_GB2312"/>
-                <w:color w:val="333333"/>
-                <w:kern w:val="0"/>
-                <w:sz w:val="24"/>
-              </w:rPr>
-            </w:pPr>
-            <w:r>
-              <w:rPr>
-                <w:rFonts w:ascii="FangSong_GB2312" w:eastAsia="FangSong_GB2312" w:hAnsi="FangSong_GB2312" w:cs="FangSong_GB2312" w:hint="eastAsia"/>
-                <w:color w:val="FF0000"/>
+                <w:color w:val="000000"/>
+                <w:kern w:val="0"/>
+                <w:sz w:val="24"/>
+              </w:rPr>
+            </w:pPr>
+            <w:r>
+              <w:rPr>
+                <w:rFonts w:ascii="FangSong_GB2312" w:eastAsia="FangSong_GB2312" w:hAnsi="FangSong_GB2312" w:cs="FangSong_GB2312" w:hint="eastAsia"/>
+                <w:color w:val="000000"/>
                 <w:kern w:val="0"/>
                 <w:sz w:val="24"/>
               </w:rPr>
@@ -106,19 +106,19 @@
               <w:jc w:val="center"/>
               <w:rPr>
                 <w:rFonts w:ascii="FangSong_GB2312" w:eastAsia="FangSong_GB2312" w:hAnsi="FangSong_GB2312" w:cs="FangSong_GB2312"/>
-                <w:color w:val="333333"/>
-                <w:kern w:val="0"/>
-                <w:sz w:val="24"/>
-              </w:rPr>
-            </w:pPr>
-            <w:r>
-              <w:rPr>
-                <w:rFonts w:ascii="FangSong_GB2312" w:eastAsia="FangSong_GB2312" w:hAnsi="FangSong_GB2312" w:cs="FangSong_GB2312" w:hint="eastAsia"/>
-                <w:color w:val="FF0000"/>
-                <w:kern w:val="0"/>
-                <w:sz w:val="24"/>
-              </w:rPr>
-              <w:t xml:space="preserve">项目七  视觉重构：层级与色彩</w:t>
+                <w:color w:val="000000"/>
+                <w:kern w:val="0"/>
+                <w:sz w:val="24"/>
+              </w:rPr>
+            </w:pPr>
+            <w:r>
+              <w:rPr>
+                <w:rFonts w:ascii="FangSong_GB2312" w:eastAsia="FangSong_GB2312" w:hAnsi="FangSong_GB2312" w:cs="FangSong_GB2312" w:hint="eastAsia"/>
+                <w:color w:val="000000"/>
+                <w:kern w:val="0"/>
+                <w:sz w:val="24"/>
+              </w:rPr>
+              <w:t xml:space="preserve">第7章  视觉重构：层级与色彩</w:t>
             </w:r>
           </w:p>
         </w:tc>
@@ -150,15 +150,15 @@
               <w:jc w:val="center"/>
               <w:rPr>
                 <w:rFonts w:ascii="FangSong_GB2312" w:eastAsia="FangSong_GB2312" w:hAnsi="FangSong_GB2312" w:cs="FangSong_GB2312"/>
-                <w:color w:val="333333"/>
-                <w:kern w:val="0"/>
-                <w:sz w:val="24"/>
-              </w:rPr>
-            </w:pPr>
-            <w:r>
-              <w:rPr>
-                <w:rFonts w:ascii="FangSong_GB2312" w:eastAsia="FangSong_GB2312" w:hAnsi="FangSong_GB2312" w:cs="FangSong_GB2312" w:hint="eastAsia"/>
-                <w:color w:val="FF0000"/>
+                <w:color w:val="000000"/>
+                <w:kern w:val="0"/>
+                <w:sz w:val="24"/>
+              </w:rPr>
+            </w:pPr>
+            <w:r>
+              <w:rPr>
+                <w:rFonts w:ascii="FangSong_GB2312" w:eastAsia="FangSong_GB2312" w:hAnsi="FangSong_GB2312" w:cs="FangSong_GB2312" w:hint="eastAsia"/>
+                <w:color w:val="000000"/>
                 <w:kern w:val="0"/>
                 <w:sz w:val="24"/>
               </w:rPr>
@@ -190,15 +190,15 @@
               <w:jc w:val="center"/>
               <w:rPr>
                 <w:rFonts w:ascii="FangSong_GB2312" w:eastAsia="FangSong_GB2312" w:hAnsi="FangSong_GB2312" w:cs="FangSong_GB2312"/>
-                <w:color w:val="333333"/>
-                <w:kern w:val="0"/>
-                <w:sz w:val="24"/>
-              </w:rPr>
-            </w:pPr>
-            <w:r>
-              <w:rPr>
-                <w:rFonts w:ascii="FangSong_GB2312" w:eastAsia="FangSong_GB2312" w:hAnsi="FangSong_GB2312" w:cs="FangSong_GB2312" w:hint="eastAsia"/>
-                <w:color w:val="FF0000"/>
+                <w:color w:val="000000"/>
+                <w:kern w:val="0"/>
+                <w:sz w:val="24"/>
+              </w:rPr>
+            </w:pPr>
+            <w:r>
+              <w:rPr>
+                <w:rFonts w:ascii="FangSong_GB2312" w:eastAsia="FangSong_GB2312" w:hAnsi="FangSong_GB2312" w:cs="FangSong_GB2312" w:hint="eastAsia"/>
+                <w:color w:val="000000"/>
                 <w:kern w:val="0"/>
                 <w:sz w:val="24"/>
               </w:rPr>
@@ -213,15 +213,15 @@
               <w:jc w:val="center"/>
               <w:rPr>
                 <w:rFonts w:ascii="FangSong_GB2312" w:eastAsia="FangSong_GB2312" w:hAnsi="FangSong_GB2312" w:cs="FangSong_GB2312"/>
-                <w:color w:val="333333"/>
-                <w:kern w:val="0"/>
-                <w:sz w:val="24"/>
-              </w:rPr>
-            </w:pPr>
-            <w:r>
-              <w:rPr>
-                <w:rFonts w:ascii="FangSong_GB2312" w:eastAsia="FangSong_GB2312" w:hAnsi="FangSong_GB2312" w:cs="FangSong_GB2312" w:hint="eastAsia"/>
-                <w:color w:val="FF0000"/>
+                <w:color w:val="000000"/>
+                <w:kern w:val="0"/>
+                <w:sz w:val="24"/>
+              </w:rPr>
+            </w:pPr>
+            <w:r>
+              <w:rPr>
+                <w:rFonts w:ascii="FangSong_GB2312" w:eastAsia="FangSong_GB2312" w:hAnsi="FangSong_GB2312" w:cs="FangSong_GB2312" w:hint="eastAsia"/>
+                <w:color w:val="000000"/>
                 <w:kern w:val="0"/>
                 <w:sz w:val="24"/>
               </w:rPr>
@@ -1011,7 +1011,7 @@
                 <w:kern w:val="0"/>
                 <w:sz w:val="24"/>
               </w:rPr>
-              <w:t xml:space="preserve">理论讲授、重构对比赏析、视觉 Token 系统推演实践</w:t>
+              <w:t xml:space="preserve">项目导引、重构对比赏析、视觉 Token 系统推演实践</w:t>
             </w:r>
           </w:p>
         </w:tc>
@@ -1066,7 +1066,7 @@
         </w:tc>
         <w:tc>
           <w:tcPr>
-            <w:tcW w:w="3894" w:type="dxa"/>
+            <w:tcW w:w="1740" w:type="dxa"/>
             <w:tcBorders>
               <w:top w:val="single" w:sz="4" w:space="0" w:color="auto"/>
               <w:left w:val="single" w:sz="4" w:space="0" w:color="auto"/>
@@ -1101,7 +1101,7 @@
         </w:tc>
         <w:tc>
           <w:tcPr>
-            <w:tcW w:w="3810" w:type="dxa"/>
+            <w:tcW w:w="5964" w:type="dxa"/>
             <w:tcBorders>
               <w:top w:val="single" w:sz="4" w:space="0" w:color="auto"/>
               <w:left w:val="single" w:sz="4" w:space="0" w:color="auto"/>
@@ -1161,7 +1161,7 @@
         </w:tc>
         <w:tc>
           <w:tcPr>
-            <w:tcW w:w="3894" w:type="dxa"/>
+            <w:tcW w:w="1740" w:type="dxa"/>
             <w:tcBorders>
               <w:top w:val="single" w:sz="4" w:space="0" w:color="auto"/>
               <w:left w:val="single" w:sz="4" w:space="0" w:color="auto"/>
@@ -1196,7 +1196,7 @@
         </w:tc>
         <w:tc>
           <w:tcPr>
-            <w:tcW w:w="3810" w:type="dxa"/>
+            <w:tcW w:w="5964" w:type="dxa"/>
             <w:tcBorders>
               <w:top w:val="single" w:sz="4" w:space="0" w:color="auto"/>
               <w:left w:val="single" w:sz="4" w:space="0" w:color="auto"/>
@@ -1226,47 +1226,87 @@
                 <w:kern w:val="0"/>
                 <w:sz w:val="24"/>
               </w:rPr>
-              <w:t xml:space="preserve">【教学组织】回顾 W06 容器框架，引出骨架还需视觉血肉</w:t>
-            </w:r>
-          </w:p>
-          <w:p>
-            <w:pPr>
-              <w:widowControl/>
-              <w:spacing w:line="400" w:lineRule="exact"/>
-              <w:jc w:val="left"/>
-              <w:rPr>
-                <w:rFonts w:ascii="FangSong_GB2312" w:eastAsia="FangSong_GB2312" w:hAnsi="FangSong_GB2312" w:cs="FangSong_GB2312"/>
-                <w:kern w:val="0"/>
-                <w:sz w:val="24"/>
-              </w:rPr>
-            </w:pPr>
-            <w:r>
-              <w:rPr>
-                <w:rFonts w:ascii="FangSong_GB2312" w:eastAsia="FangSong_GB2312" w:hAnsi="FangSong_GB2312" w:cs="FangSong_GB2312" w:hint="eastAsia"/>
-                <w:kern w:val="0"/>
-                <w:sz w:val="24"/>
-              </w:rPr>
-              <w:t xml:space="preserve">【教学方法】理论讲授、重构对比赏析、视觉 Token 系统推演实践</w:t>
-            </w:r>
-          </w:p>
-          <w:p>
-            <w:pPr>
-              <w:widowControl/>
-              <w:spacing w:line="400" w:lineRule="exact"/>
-              <w:jc w:val="left"/>
-              <w:rPr>
-                <w:rFonts w:ascii="FangSong_GB2312" w:eastAsia="FangSong_GB2312" w:hAnsi="FangSong_GB2312" w:cs="FangSong_GB2312"/>
-                <w:kern w:val="0"/>
-                <w:sz w:val="24"/>
-              </w:rPr>
-            </w:pPr>
-            <w:r>
-              <w:rPr>
-                <w:rFonts w:ascii="FangSong_GB2312" w:eastAsia="FangSong_GB2312" w:hAnsi="FangSong_GB2312" w:cs="FangSong_GB2312" w:hint="eastAsia"/>
-                <w:kern w:val="0"/>
-                <w:sz w:val="24"/>
-              </w:rPr>
-              <w:t xml:space="preserve">【时间安排】约10分钟（0.2理论学时）</w:t>
+              <w:t xml:space="preserve">【教学组织】上次课知识回顾:</w:t>
+            </w:r>
+          </w:p>
+          <w:p>
+            <w:pPr>
+              <w:widowControl/>
+              <w:spacing w:line="400" w:lineRule="exact"/>
+              <w:jc w:val="left"/>
+              <w:rPr>
+                <w:rFonts w:ascii="FangSong_GB2312" w:eastAsia="FangSong_GB2312" w:hAnsi="FangSong_GB2312" w:cs="FangSong_GB2312"/>
+                <w:kern w:val="0"/>
+                <w:sz w:val="24"/>
+              </w:rPr>
+            </w:pPr>
+            <w:r>
+              <w:rPr>
+                <w:rFonts w:ascii="FangSong_GB2312" w:eastAsia="FangSong_GB2312" w:hAnsi="FangSong_GB2312" w:cs="FangSong_GB2312" w:hint="eastAsia"/>
+                <w:kern w:val="0"/>
+                <w:sz w:val="24"/>
+              </w:rPr>
+              <w:t xml:space="preserve">1. 回顾 W06 容器框架，引出骨架还需视觉血肉</w:t>
+            </w:r>
+          </w:p>
+          <w:p>
+            <w:pPr>
+              <w:widowControl/>
+              <w:spacing w:line="400" w:lineRule="exact"/>
+              <w:jc w:val="left"/>
+              <w:rPr>
+                <w:rFonts w:ascii="FangSong_GB2312" w:eastAsia="FangSong_GB2312" w:hAnsi="FangSong_GB2312" w:cs="FangSong_GB2312"/>
+                <w:kern w:val="0"/>
+                <w:sz w:val="24"/>
+              </w:rPr>
+            </w:pPr>
+            <w:r>
+              <w:rPr>
+                <w:rFonts w:ascii="FangSong_GB2312" w:eastAsia="FangSong_GB2312" w:hAnsi="FangSong_GB2312" w:cs="FangSong_GB2312" w:hint="eastAsia"/>
+                <w:kern w:val="0"/>
+                <w:sz w:val="24"/>
+              </w:rPr>
+              <w:t xml:space="preserve">2. 检查学生对前置知识的掌握情况，建立新旧知识的逻辑桥梁。</w:t>
+            </w:r>
+          </w:p>
+          <w:p>
+            <w:pPr>
+              <w:widowControl/>
+              <w:spacing w:line="400" w:lineRule="exact"/>
+              <w:jc w:val="left"/>
+              <w:rPr>
+                <w:rFonts w:ascii="FangSong_GB2312" w:eastAsia="FangSong_GB2312" w:hAnsi="FangSong_GB2312" w:cs="FangSong_GB2312"/>
+                <w:kern w:val="0"/>
+                <w:sz w:val="24"/>
+              </w:rPr>
+            </w:pPr>
+            <w:r>
+              <w:rPr>
+                <w:rFonts w:ascii="FangSong_GB2312" w:eastAsia="FangSong_GB2312" w:hAnsi="FangSong_GB2312" w:cs="FangSong_GB2312" w:hint="eastAsia"/>
+                <w:kern w:val="0"/>
+                <w:sz w:val="24"/>
+              </w:rPr>
+              <w:t xml:space="preserve">【教学方法】项目导引、重构对比赏析、视觉 Token 系统推演实践</w:t>
+            </w:r>
+          </w:p>
+          <w:p>
+            <w:pPr>
+              <w:widowControl/>
+              <w:spacing w:line="400" w:lineRule="exact"/>
+              <w:jc w:val="left"/>
+              <w:rPr>
+                <w:rFonts w:ascii="FangSong_GB2312" w:eastAsia="FangSong_GB2312" w:hAnsi="FangSong_GB2312" w:cs="FangSong_GB2312"/>
+                <w:kern w:val="0"/>
+                <w:sz w:val="24"/>
+              </w:rPr>
+            </w:pPr>
+            <w:r>
+              <w:rPr>
+                <w:rFonts w:ascii="FangSong_GB2312" w:eastAsia="FangSong_GB2312" w:hAnsi="FangSong_GB2312" w:cs="FangSong_GB2312" w:hint="eastAsia"/>
+                <w:kern w:val="0"/>
+                <w:sz w:val="24"/>
+              </w:rPr>
+              <w:t xml:space="preserve">【时间安排】约10分钟（0.2实践学时）</w:t>
             </w:r>
           </w:p>
           <w:p>
@@ -1317,7 +1357,7 @@
         </w:tc>
         <w:tc>
           <w:tcPr>
-            <w:tcW w:w="3894" w:type="dxa"/>
+            <w:tcW w:w="1740" w:type="dxa"/>
             <w:tcBorders>
               <w:top w:val="single" w:sz="4" w:space="0" w:color="auto"/>
               <w:left w:val="single" w:sz="4" w:space="0" w:color="auto"/>
@@ -1353,7 +1393,7 @@
         </w:tc>
         <w:tc>
           <w:tcPr>
-            <w:tcW w:w="3810" w:type="dxa"/>
+            <w:tcW w:w="5964" w:type="dxa"/>
             <w:tcBorders>
               <w:top w:val="single" w:sz="4" w:space="0" w:color="auto"/>
               <w:left w:val="single" w:sz="4" w:space="0" w:color="auto"/>
@@ -1383,47 +1423,107 @@
                 <w:kern w:val="0"/>
                 <w:sz w:val="24"/>
               </w:rPr>
-              <w:t xml:space="preserve">【教学组织】对比一个'五彩斑斓'的杂乱界面与经过视觉层级重构后的清爽版本</w:t>
-            </w:r>
-          </w:p>
-          <w:p>
-            <w:pPr>
-              <w:widowControl/>
-              <w:spacing w:line="400" w:lineRule="exact"/>
-              <w:jc w:val="left"/>
-              <w:rPr>
-                <w:rFonts w:ascii="FangSong_GB2312" w:eastAsia="FangSong_GB2312" w:hAnsi="FangSong_GB2312" w:cs="FangSong_GB2312"/>
-                <w:kern w:val="0"/>
-                <w:sz w:val="24"/>
-              </w:rPr>
-            </w:pPr>
-            <w:r>
-              <w:rPr>
-                <w:rFonts w:ascii="FangSong_GB2312" w:eastAsia="FangSong_GB2312" w:hAnsi="FangSong_GB2312" w:cs="FangSong_GB2312" w:hint="eastAsia"/>
-                <w:kern w:val="0"/>
-                <w:sz w:val="24"/>
-              </w:rPr>
-              <w:t xml:space="preserve">【教学方法】理论讲授、重构对比赏析、视觉 Token 系统推演实践</w:t>
-            </w:r>
-          </w:p>
-          <w:p>
-            <w:pPr>
-              <w:widowControl/>
-              <w:spacing w:line="400" w:lineRule="exact"/>
-              <w:jc w:val="left"/>
-              <w:rPr>
-                <w:rFonts w:ascii="FangSong_GB2312" w:eastAsia="FangSong_GB2312" w:hAnsi="FangSong_GB2312" w:cs="FangSong_GB2312"/>
-                <w:kern w:val="0"/>
-                <w:sz w:val="24"/>
-              </w:rPr>
-            </w:pPr>
-            <w:r>
-              <w:rPr>
-                <w:rFonts w:ascii="FangSong_GB2312" w:eastAsia="FangSong_GB2312" w:hAnsi="FangSong_GB2312" w:cs="FangSong_GB2312" w:hint="eastAsia"/>
-                <w:kern w:val="0"/>
-                <w:sz w:val="24"/>
-              </w:rPr>
-              <w:t xml:space="preserve">【时间安排】约10分钟（0.2理论学时）</w:t>
+              <w:t xml:space="preserve">【教学组织】课程情境导入:</w:t>
+            </w:r>
+          </w:p>
+          <w:p>
+            <w:pPr>
+              <w:widowControl/>
+              <w:spacing w:line="400" w:lineRule="exact"/>
+              <w:jc w:val="left"/>
+              <w:rPr>
+                <w:rFonts w:ascii="FangSong_GB2312" w:eastAsia="FangSong_GB2312" w:hAnsi="FangSong_GB2312" w:cs="FangSong_GB2312"/>
+                <w:kern w:val="0"/>
+                <w:sz w:val="24"/>
+              </w:rPr>
+            </w:pPr>
+            <w:r>
+              <w:rPr>
+                <w:rFonts w:ascii="FangSong_GB2312" w:eastAsia="FangSong_GB2312" w:hAnsi="FangSong_GB2312" w:cs="FangSong_GB2312" w:hint="eastAsia"/>
+                <w:kern w:val="0"/>
+                <w:sz w:val="24"/>
+              </w:rPr>
+              <w:t xml:space="preserve">1. 对比一个'五彩斑斓'的杂乱界面与经过视觉层级重构后的清爽版本</w:t>
+            </w:r>
+          </w:p>
+          <w:p>
+            <w:pPr>
+              <w:widowControl/>
+              <w:spacing w:line="400" w:lineRule="exact"/>
+              <w:jc w:val="left"/>
+              <w:rPr>
+                <w:rFonts w:ascii="FangSong_GB2312" w:eastAsia="FangSong_GB2312" w:hAnsi="FangSong_GB2312" w:cs="FangSong_GB2312"/>
+                <w:kern w:val="0"/>
+                <w:sz w:val="24"/>
+              </w:rPr>
+            </w:pPr>
+            <w:r>
+              <w:rPr>
+                <w:rFonts w:ascii="FangSong_GB2312" w:eastAsia="FangSong_GB2312" w:hAnsi="FangSong_GB2312" w:cs="FangSong_GB2312" w:hint="eastAsia"/>
+                <w:kern w:val="0"/>
+                <w:sz w:val="24"/>
+              </w:rPr>
+              <w:t xml:space="preserve">2. 明确本节课核心聚焦点：重构级视觉架构：排版/留白控制以及基于 HSL 系统的层级分配</w:t>
+            </w:r>
+          </w:p>
+          <w:p>
+            <w:pPr>
+              <w:widowControl/>
+              <w:spacing w:line="400" w:lineRule="exact"/>
+              <w:jc w:val="left"/>
+              <w:rPr>
+                <w:rFonts w:ascii="FangSong_GB2312" w:eastAsia="FangSong_GB2312" w:hAnsi="FangSong_GB2312" w:cs="FangSong_GB2312"/>
+                <w:kern w:val="0"/>
+                <w:sz w:val="24"/>
+              </w:rPr>
+            </w:pPr>
+            <w:r>
+              <w:rPr>
+                <w:rFonts w:ascii="FangSong_GB2312" w:eastAsia="FangSong_GB2312" w:hAnsi="FangSong_GB2312" w:cs="FangSong_GB2312" w:hint="eastAsia"/>
+                <w:kern w:val="0"/>
+                <w:sz w:val="24"/>
+              </w:rPr>
+              <w:t xml:space="preserve">3. 激发学生学习动机与探索兴趣。</w:t>
+            </w:r>
+          </w:p>
+          <w:p>
+            <w:pPr>
+              <w:widowControl/>
+              <w:spacing w:line="400" w:lineRule="exact"/>
+              <w:jc w:val="left"/>
+              <w:rPr>
+                <w:rFonts w:ascii="FangSong_GB2312" w:eastAsia="FangSong_GB2312" w:hAnsi="FangSong_GB2312" w:cs="FangSong_GB2312"/>
+                <w:kern w:val="0"/>
+                <w:sz w:val="24"/>
+              </w:rPr>
+            </w:pPr>
+            <w:r>
+              <w:rPr>
+                <w:rFonts w:ascii="FangSong_GB2312" w:eastAsia="FangSong_GB2312" w:hAnsi="FangSong_GB2312" w:cs="FangSong_GB2312" w:hint="eastAsia"/>
+                <w:kern w:val="0"/>
+                <w:sz w:val="24"/>
+              </w:rPr>
+              <w:t xml:space="preserve">【教学方法】项目导引、重构对比赏析、视觉 Token 系统推演实践</w:t>
+            </w:r>
+          </w:p>
+          <w:p>
+            <w:pPr>
+              <w:widowControl/>
+              <w:spacing w:line="400" w:lineRule="exact"/>
+              <w:jc w:val="left"/>
+              <w:rPr>
+                <w:rFonts w:ascii="FangSong_GB2312" w:eastAsia="FangSong_GB2312" w:hAnsi="FangSong_GB2312" w:cs="FangSong_GB2312"/>
+                <w:kern w:val="0"/>
+                <w:sz w:val="24"/>
+              </w:rPr>
+            </w:pPr>
+            <w:r>
+              <w:rPr>
+                <w:rFonts w:ascii="FangSong_GB2312" w:eastAsia="FangSong_GB2312" w:hAnsi="FangSong_GB2312" w:cs="FangSong_GB2312" w:hint="eastAsia"/>
+                <w:kern w:val="0"/>
+                <w:sz w:val="24"/>
+              </w:rPr>
+              <w:t xml:space="preserve">【时间安排】约10分钟（0.2实践学时）</w:t>
             </w:r>
           </w:p>
           <w:p>
@@ -1474,7 +1574,7 @@
         </w:tc>
         <w:tc>
           <w:tcPr>
-            <w:tcW w:w="3894" w:type="dxa"/>
+            <w:tcW w:w="1740" w:type="dxa"/>
             <w:tcBorders>
               <w:top w:val="single" w:sz="4" w:space="0" w:color="auto"/>
               <w:left w:val="single" w:sz="4" w:space="0" w:color="auto"/>
@@ -1503,13 +1603,21 @@
                 <w:kern w:val="0"/>
                 <w:sz w:val="24"/>
               </w:rPr>
-              <w:t>新课讲授</w:t>
-            </w:r>
-          </w:p>
-        </w:tc>
-        <w:tc>
-          <w:tcPr>
-            <w:tcW w:w="3810" w:type="dxa"/>
+              <w:t>新课</w:t>
+            </w:r>
+            <w:r>
+              <w:rPr>
+                <w:rFonts w:ascii="FangSong_GB2312" w:eastAsia="FangSong_GB2312" w:hAnsi="FangSong_GB2312" w:cs="FangSong_GB2312" w:hint="eastAsia"/>
+                <w:kern w:val="0"/>
+                <w:sz w:val="24"/>
+              </w:rPr>
+              <w:t>演示</w:t>
+            </w:r>
+          </w:p>
+        </w:tc>
+        <w:tc>
+          <w:tcPr>
+            <w:tcW w:w="5964" w:type="dxa"/>
             <w:tcBorders>
               <w:top w:val="single" w:sz="4" w:space="0" w:color="auto"/>
               <w:left w:val="single" w:sz="4" w:space="0" w:color="auto"/>
@@ -1539,47 +1647,127 @@
                 <w:kern w:val="0"/>
                 <w:sz w:val="24"/>
               </w:rPr>
-              <w:t xml:space="preserve">【教学组织】Refactoring UI 核心法则、排版字重层级、HSL 色彩系统、Design Token 体系构建</w:t>
-            </w:r>
-          </w:p>
-          <w:p>
-            <w:pPr>
-              <w:widowControl/>
-              <w:spacing w:line="400" w:lineRule="exact"/>
-              <w:jc w:val="left"/>
-              <w:rPr>
-                <w:rFonts w:ascii="FangSong_GB2312" w:eastAsia="FangSong_GB2312" w:hAnsi="FangSong_GB2312" w:cs="FangSong_GB2312"/>
-                <w:kern w:val="0"/>
-                <w:sz w:val="24"/>
-              </w:rPr>
-            </w:pPr>
-            <w:r>
-              <w:rPr>
-                <w:rFonts w:ascii="FangSong_GB2312" w:eastAsia="FangSong_GB2312" w:hAnsi="FangSong_GB2312" w:cs="FangSong_GB2312" w:hint="eastAsia"/>
-                <w:kern w:val="0"/>
-                <w:sz w:val="24"/>
-              </w:rPr>
-              <w:t xml:space="preserve">【教学方法】理论讲授、重构对比赏析、视觉 Token 系统推演实践</w:t>
-            </w:r>
-          </w:p>
-          <w:p>
-            <w:pPr>
-              <w:widowControl/>
-              <w:spacing w:line="400" w:lineRule="exact"/>
-              <w:jc w:val="left"/>
-              <w:rPr>
-                <w:rFonts w:ascii="FangSong_GB2312" w:eastAsia="FangSong_GB2312" w:hAnsi="FangSong_GB2312" w:cs="FangSong_GB2312"/>
-                <w:kern w:val="0"/>
-                <w:sz w:val="24"/>
-              </w:rPr>
-            </w:pPr>
-            <w:r>
-              <w:rPr>
-                <w:rFonts w:ascii="FangSong_GB2312" w:eastAsia="FangSong_GB2312" w:hAnsi="FangSong_GB2312" w:cs="FangSong_GB2312" w:hint="eastAsia"/>
-                <w:kern w:val="0"/>
-                <w:sz w:val="24"/>
-              </w:rPr>
-              <w:t xml:space="preserve">【时间安排】约70分钟（1.6理论学时）</w:t>
+              <w:t xml:space="preserve">【教学组织】核心方法与实操解析:</w:t>
+            </w:r>
+          </w:p>
+          <w:p>
+            <w:pPr>
+              <w:widowControl/>
+              <w:spacing w:line="400" w:lineRule="exact"/>
+              <w:jc w:val="left"/>
+              <w:rPr>
+                <w:rFonts w:ascii="FangSong_GB2312" w:eastAsia="FangSong_GB2312" w:hAnsi="FangSong_GB2312" w:cs="FangSong_GB2312"/>
+                <w:kern w:val="0"/>
+                <w:sz w:val="24"/>
+              </w:rPr>
+            </w:pPr>
+            <w:r>
+              <w:rPr>
+                <w:rFonts w:ascii="FangSong_GB2312" w:eastAsia="FangSong_GB2312" w:hAnsi="FangSong_GB2312" w:cs="FangSong_GB2312" w:hint="eastAsia"/>
+                <w:kern w:val="0"/>
+                <w:sz w:val="24"/>
+              </w:rPr>
+              <w:t xml:space="preserve">1. 实训主线：Refactoring UI 核心法则运用、排版字重层级、HSL 色彩系统、Design Token 体系构建</w:t>
+            </w:r>
+          </w:p>
+          <w:p>
+            <w:pPr>
+              <w:widowControl/>
+              <w:spacing w:line="400" w:lineRule="exact"/>
+              <w:jc w:val="left"/>
+              <w:rPr>
+                <w:rFonts w:ascii="FangSong_GB2312" w:eastAsia="FangSong_GB2312" w:hAnsi="FangSong_GB2312" w:cs="FangSong_GB2312"/>
+                <w:kern w:val="0"/>
+                <w:sz w:val="24"/>
+              </w:rPr>
+            </w:pPr>
+            <w:r>
+              <w:rPr>
+                <w:rFonts w:ascii="FangSong_GB2312" w:eastAsia="FangSong_GB2312" w:hAnsi="FangSong_GB2312" w:cs="FangSong_GB2312" w:hint="eastAsia"/>
+                <w:kern w:val="0"/>
+                <w:sz w:val="24"/>
+              </w:rPr>
+              <w:t xml:space="preserve">2. 实践要点拆解：7.1 利用基础排版字重与空间感建立层级；HSL系统解析 7.2 为干瘪骨架填入视觉系统标签 (Tokens)</w:t>
+            </w:r>
+          </w:p>
+          <w:p>
+            <w:pPr>
+              <w:widowControl/>
+              <w:spacing w:line="400" w:lineRule="exact"/>
+              <w:jc w:val="left"/>
+              <w:rPr>
+                <w:rFonts w:ascii="FangSong_GB2312" w:eastAsia="FangSong_GB2312" w:hAnsi="FangSong_GB2312" w:cs="FangSong_GB2312"/>
+                <w:kern w:val="0"/>
+                <w:sz w:val="24"/>
+              </w:rPr>
+            </w:pPr>
+            <w:r>
+              <w:rPr>
+                <w:rFonts w:ascii="FangSong_GB2312" w:eastAsia="FangSong_GB2312" w:hAnsi="FangSong_GB2312" w:cs="FangSong_GB2312" w:hint="eastAsia"/>
+                <w:kern w:val="0"/>
+                <w:sz w:val="24"/>
+              </w:rPr>
+              <w:t xml:space="preserve">3. 重难点突破：针对“克制过度设计的冲动，精准配置 Design Tokens 以实现系统的视觉一致性”，采用案例剖析策略。</w:t>
+            </w:r>
+          </w:p>
+          <w:p>
+            <w:pPr>
+              <w:widowControl/>
+              <w:spacing w:line="400" w:lineRule="exact"/>
+              <w:jc w:val="left"/>
+              <w:rPr>
+                <w:rFonts w:ascii="FangSong_GB2312" w:eastAsia="FangSong_GB2312" w:hAnsi="FangSong_GB2312" w:cs="FangSong_GB2312"/>
+                <w:kern w:val="0"/>
+                <w:sz w:val="24"/>
+              </w:rPr>
+            </w:pPr>
+            <w:r>
+              <w:rPr>
+                <w:rFonts w:ascii="FangSong_GB2312" w:eastAsia="FangSong_GB2312" w:hAnsi="FangSong_GB2312" w:cs="FangSong_GB2312" w:hint="eastAsia"/>
+                <w:kern w:val="0"/>
+                <w:sz w:val="24"/>
+              </w:rPr>
+              <w:t xml:space="preserve">4. 支撑目标：掌握仅靠排版与留白构建信息层级的方法</w:t>
+            </w:r>
+          </w:p>
+          <w:p>
+            <w:pPr>
+              <w:widowControl/>
+              <w:spacing w:line="400" w:lineRule="exact"/>
+              <w:jc w:val="left"/>
+              <w:rPr>
+                <w:rFonts w:ascii="FangSong_GB2312" w:eastAsia="FangSong_GB2312" w:hAnsi="FangSong_GB2312" w:cs="FangSong_GB2312"/>
+                <w:kern w:val="0"/>
+                <w:sz w:val="24"/>
+              </w:rPr>
+            </w:pPr>
+            <w:r>
+              <w:rPr>
+                <w:rFonts w:ascii="FangSong_GB2312" w:eastAsia="FangSong_GB2312" w:hAnsi="FangSong_GB2312" w:cs="FangSong_GB2312" w:hint="eastAsia"/>
+                <w:kern w:val="0"/>
+                <w:sz w:val="24"/>
+              </w:rPr>
+              <w:t xml:space="preserve">【教学方法】项目导引、重构对比赏析、视觉 Token 系统推演实践</w:t>
+            </w:r>
+          </w:p>
+          <w:p>
+            <w:pPr>
+              <w:widowControl/>
+              <w:spacing w:line="400" w:lineRule="exact"/>
+              <w:jc w:val="left"/>
+              <w:rPr>
+                <w:rFonts w:ascii="FangSong_GB2312" w:eastAsia="FangSong_GB2312" w:hAnsi="FangSong_GB2312" w:cs="FangSong_GB2312"/>
+                <w:kern w:val="0"/>
+                <w:sz w:val="24"/>
+              </w:rPr>
+            </w:pPr>
+            <w:r>
+              <w:rPr>
+                <w:rFonts w:ascii="FangSong_GB2312" w:eastAsia="FangSong_GB2312" w:hAnsi="FangSong_GB2312" w:cs="FangSong_GB2312" w:hint="eastAsia"/>
+                <w:kern w:val="0"/>
+                <w:sz w:val="24"/>
+              </w:rPr>
+              <w:t xml:space="preserve">【时间安排】约70分钟（1.6实践学时）</w:t>
             </w:r>
           </w:p>
           <w:p>
@@ -1659,7 +1847,7 @@
         </w:tc>
         <w:tc>
           <w:tcPr>
-            <w:tcW w:w="3894" w:type="dxa"/>
+            <w:tcW w:w="1740" w:type="dxa"/>
             <w:tcBorders>
               <w:top w:val="single" w:sz="4" w:space="0" w:color="auto"/>
               <w:left w:val="single" w:sz="4" w:space="0" w:color="auto"/>
@@ -1680,7 +1868,7 @@
                 <w:rFonts w:ascii="FangSong_GB2312" w:eastAsia="FangSong_GB2312" w:hAnsi="FangSong_GB2312" w:cs="FangSong_GB2312"/>
                 <w:b/>
                 <w:bCs/>
-                <w:color w:val="FF0000"/>
+                <w:color w:val="000000"/>
                 <w:kern w:val="0"/>
                 <w:sz w:val="24"/>
               </w:rPr>
@@ -1690,7 +1878,7 @@
                 <w:rFonts w:ascii="FangSong_GB2312" w:eastAsia="FangSong_GB2312" w:hAnsi="FangSong_GB2312" w:cs="FangSong_GB2312" w:hint="eastAsia"/>
                 <w:b/>
                 <w:bCs/>
-                <w:color w:val="FF0000"/>
+                <w:color w:val="000000"/>
                 <w:kern w:val="0"/>
                 <w:sz w:val="24"/>
               </w:rPr>
@@ -1700,7 +1888,7 @@
         </w:tc>
         <w:tc>
           <w:tcPr>
-            <w:tcW w:w="3810" w:type="dxa"/>
+            <w:tcW w:w="5964" w:type="dxa"/>
             <w:tcBorders>
               <w:top w:val="single" w:sz="4" w:space="0" w:color="auto"/>
               <w:left w:val="single" w:sz="4" w:space="0" w:color="auto"/>
@@ -1720,53 +1908,125 @@
               <w:jc w:val="left"/>
               <w:rPr>
                 <w:rFonts w:ascii="FangSong_GB2312" w:eastAsia="FangSong_GB2312" w:hAnsi="FangSong_GB2312" w:cs="FangSong_GB2312"/>
-                <w:kern w:val="0"/>
-                <w:sz w:val="24"/>
-              </w:rPr>
-            </w:pPr>
-            <w:r>
-              <w:rPr>
-                <w:rFonts w:ascii="FangSong_GB2312" w:eastAsia="FangSong_GB2312" w:hAnsi="FangSong_GB2312" w:cs="FangSong_GB2312" w:hint="eastAsia"/>
-                <w:kern w:val="0"/>
-                <w:sz w:val="24"/>
-              </w:rPr>
-              <w:t xml:space="preserve">【教学组织】为干瘪骨架填入视觉 Token——Typography/Color/Spacing 三维系统搭建</w:t>
-            </w:r>
-          </w:p>
-          <w:p>
-            <w:pPr>
-              <w:widowControl/>
-              <w:spacing w:line="400" w:lineRule="exact"/>
-              <w:jc w:val="left"/>
-              <w:rPr>
-                <w:rFonts w:ascii="FangSong_GB2312" w:eastAsia="FangSong_GB2312" w:hAnsi="FangSong_GB2312" w:cs="FangSong_GB2312"/>
-                <w:kern w:val="0"/>
-                <w:sz w:val="24"/>
-              </w:rPr>
-            </w:pPr>
-            <w:r>
-              <w:rPr>
-                <w:rFonts w:ascii="FangSong_GB2312" w:eastAsia="FangSong_GB2312" w:hAnsi="FangSong_GB2312" w:cs="FangSong_GB2312" w:hint="eastAsia"/>
-                <w:kern w:val="0"/>
-                <w:sz w:val="24"/>
-              </w:rPr>
-              <w:t xml:space="preserve">【教学方法】理论讲授、重构对比赏析、视觉 Token 系统推演实践</w:t>
-            </w:r>
-          </w:p>
-          <w:p>
-            <w:pPr>
-              <w:widowControl/>
-              <w:spacing w:line="400" w:lineRule="exact"/>
-              <w:jc w:val="left"/>
-              <w:rPr>
-                <w:rFonts w:ascii="FangSong_GB2312" w:eastAsia="FangSong_GB2312" w:hAnsi="FangSong_GB2312" w:cs="FangSong_GB2312"/>
-                <w:kern w:val="0"/>
-                <w:sz w:val="24"/>
-              </w:rPr>
-            </w:pPr>
-            <w:r>
-              <w:rPr>
-                <w:rFonts w:ascii="FangSong_GB2312" w:eastAsia="FangSong_GB2312" w:hAnsi="FangSong_GB2312" w:cs="FangSong_GB2312" w:hint="eastAsia"/>
+                <w:color w:val="000000"/>
+                <w:kern w:val="0"/>
+                <w:sz w:val="24"/>
+              </w:rPr>
+            </w:pPr>
+            <w:r>
+              <w:rPr>
+                <w:rFonts w:ascii="FangSong_GB2312" w:eastAsia="FangSong_GB2312" w:hAnsi="FangSong_GB2312" w:cs="FangSong_GB2312" w:hint="eastAsia"/>
+                <w:color w:val="000000"/>
+                <w:kern w:val="0"/>
+                <w:sz w:val="24"/>
+              </w:rPr>
+              <w:t xml:space="preserve">【教学组织】课堂实践与操作训练:</w:t>
+            </w:r>
+          </w:p>
+          <w:p>
+            <w:pPr>
+              <w:widowControl/>
+              <w:spacing w:line="400" w:lineRule="exact"/>
+              <w:jc w:val="left"/>
+              <w:rPr>
+                <w:rFonts w:ascii="FangSong_GB2312" w:eastAsia="FangSong_GB2312" w:hAnsi="FangSong_GB2312" w:cs="FangSong_GB2312"/>
+                <w:color w:val="000000"/>
+                <w:kern w:val="0"/>
+                <w:sz w:val="24"/>
+              </w:rPr>
+            </w:pPr>
+            <w:r>
+              <w:rPr>
+                <w:rFonts w:ascii="FangSong_GB2312" w:eastAsia="FangSong_GB2312" w:hAnsi="FangSong_GB2312" w:cs="FangSong_GB2312" w:hint="eastAsia"/>
+                <w:color w:val="000000"/>
+                <w:kern w:val="0"/>
+                <w:sz w:val="24"/>
+              </w:rPr>
+              <w:t xml:space="preserve">1. 实践任务指导：为干瘪骨架填入视觉 Token——Typography/Color/Spacing 三维系统搭建</w:t>
+            </w:r>
+          </w:p>
+          <w:p>
+            <w:pPr>
+              <w:widowControl/>
+              <w:spacing w:line="400" w:lineRule="exact"/>
+              <w:jc w:val="left"/>
+              <w:rPr>
+                <w:rFonts w:ascii="FangSong_GB2312" w:eastAsia="FangSong_GB2312" w:hAnsi="FangSong_GB2312" w:cs="FangSong_GB2312"/>
+                <w:color w:val="000000"/>
+                <w:kern w:val="0"/>
+                <w:sz w:val="24"/>
+              </w:rPr>
+            </w:pPr>
+            <w:r>
+              <w:rPr>
+                <w:rFonts w:ascii="FangSong_GB2312" w:eastAsia="FangSong_GB2312" w:hAnsi="FangSong_GB2312" w:cs="FangSong_GB2312" w:hint="eastAsia"/>
+                <w:color w:val="000000"/>
+                <w:kern w:val="0"/>
+                <w:sz w:val="24"/>
+              </w:rPr>
+              <w:t xml:space="preserve">2. 核心任务目标：为项目原型建立完整的 Design Token 体系（Typography × 4 级、Color × HSL 语义色、Spacing × 4 级），以 Figma Style Guide 形式输出。</w:t>
+            </w:r>
+          </w:p>
+          <w:p>
+            <w:pPr>
+              <w:widowControl/>
+              <w:spacing w:line="400" w:lineRule="exact"/>
+              <w:jc w:val="left"/>
+              <w:rPr>
+                <w:rFonts w:ascii="FangSong_GB2312" w:eastAsia="FangSong_GB2312" w:hAnsi="FangSong_GB2312" w:cs="FangSong_GB2312"/>
+                <w:color w:val="000000"/>
+                <w:kern w:val="0"/>
+                <w:sz w:val="24"/>
+              </w:rPr>
+            </w:pPr>
+            <w:r>
+              <w:rPr>
+                <w:rFonts w:ascii="FangSong_GB2312" w:eastAsia="FangSong_GB2312" w:hAnsi="FangSong_GB2312" w:cs="FangSong_GB2312" w:hint="eastAsia"/>
+                <w:color w:val="000000"/>
+                <w:kern w:val="0"/>
+                <w:sz w:val="24"/>
+              </w:rPr>
+              <w:t xml:space="preserve">3. 教师巡回指导，及时发现并纠正学生实践中的认知偏差。</w:t>
+            </w:r>
+          </w:p>
+          <w:p>
+            <w:pPr>
+              <w:widowControl/>
+              <w:spacing w:line="400" w:lineRule="exact"/>
+              <w:jc w:val="left"/>
+              <w:rPr>
+                <w:rFonts w:ascii="FangSong_GB2312" w:eastAsia="FangSong_GB2312" w:hAnsi="FangSong_GB2312" w:cs="FangSong_GB2312"/>
+                <w:color w:val="000000"/>
+                <w:kern w:val="0"/>
+                <w:sz w:val="24"/>
+              </w:rPr>
+            </w:pPr>
+            <w:r>
+              <w:rPr>
+                <w:rFonts w:ascii="FangSong_GB2312" w:eastAsia="FangSong_GB2312" w:hAnsi="FangSong_GB2312" w:cs="FangSong_GB2312" w:hint="eastAsia"/>
+                <w:color w:val="000000"/>
+                <w:kern w:val="0"/>
+                <w:sz w:val="24"/>
+              </w:rPr>
+              <w:t xml:space="preserve">【教学方法】项目导引、重构对比赏析、视觉 Token 系统推演实践</w:t>
+            </w:r>
+          </w:p>
+          <w:p>
+            <w:pPr>
+              <w:widowControl/>
+              <w:spacing w:line="400" w:lineRule="exact"/>
+              <w:jc w:val="left"/>
+              <w:rPr>
+                <w:rFonts w:ascii="FangSong_GB2312" w:eastAsia="FangSong_GB2312" w:hAnsi="FangSong_GB2312" w:cs="FangSong_GB2312"/>
+                <w:color w:val="000000"/>
+                <w:kern w:val="0"/>
+                <w:sz w:val="24"/>
+              </w:rPr>
+            </w:pPr>
+            <w:r>
+              <w:rPr>
+                <w:rFonts w:ascii="FangSong_GB2312" w:eastAsia="FangSong_GB2312" w:hAnsi="FangSong_GB2312" w:cs="FangSong_GB2312" w:hint="eastAsia"/>
+                <w:color w:val="000000"/>
                 <w:kern w:val="0"/>
                 <w:sz w:val="24"/>
               </w:rPr>
@@ -1780,13 +2040,15 @@
               <w:jc w:val="left"/>
               <w:rPr>
                 <w:rFonts w:ascii="FangSong_GB2312" w:eastAsia="FangSong_GB2312" w:hAnsi="FangSong_GB2312" w:cs="FangSong_GB2312"/>
-                <w:kern w:val="0"/>
-                <w:sz w:val="24"/>
-              </w:rPr>
-            </w:pPr>
-            <w:r>
-              <w:rPr>
-                <w:rFonts w:ascii="FangSong_GB2312" w:eastAsia="FangSong_GB2312" w:hAnsi="FangSong_GB2312" w:cs="FangSong_GB2312" w:hint="eastAsia"/>
+                <w:color w:val="000000"/>
+                <w:kern w:val="0"/>
+                <w:sz w:val="24"/>
+              </w:rPr>
+            </w:pPr>
+            <w:r>
+              <w:rPr>
+                <w:rFonts w:ascii="FangSong_GB2312" w:eastAsia="FangSong_GB2312" w:hAnsi="FangSong_GB2312" w:cs="FangSong_GB2312" w:hint="eastAsia"/>
+                <w:color w:val="000000"/>
                 <w:kern w:val="0"/>
                 <w:sz w:val="24"/>
               </w:rPr>
@@ -1829,7 +2091,7 @@
         </w:tc>
         <w:tc>
           <w:tcPr>
-            <w:tcW w:w="3894" w:type="dxa"/>
+            <w:tcW w:w="1740" w:type="dxa"/>
             <w:tcBorders>
               <w:top w:val="single" w:sz="4" w:space="0" w:color="auto"/>
               <w:left w:val="single" w:sz="4" w:space="0" w:color="auto"/>
@@ -1850,7 +2112,7 @@
                 <w:rFonts w:ascii="FangSong_GB2312" w:eastAsia="FangSong_GB2312" w:hAnsi="FangSong_GB2312" w:cs="FangSong_GB2312"/>
                 <w:b/>
                 <w:bCs/>
-                <w:color w:val="FF0000"/>
+                <w:color w:val="000000"/>
                 <w:kern w:val="0"/>
                 <w:sz w:val="24"/>
               </w:rPr>
@@ -1860,7 +2122,7 @@
                 <w:rFonts w:ascii="FangSong_GB2312" w:eastAsia="FangSong_GB2312" w:hAnsi="FangSong_GB2312" w:cs="FangSong_GB2312" w:hint="eastAsia"/>
                 <w:b/>
                 <w:bCs/>
-                <w:color w:val="FF0000"/>
+                <w:color w:val="000000"/>
                 <w:kern w:val="0"/>
                 <w:sz w:val="24"/>
               </w:rPr>
@@ -1870,7 +2132,7 @@
         </w:tc>
         <w:tc>
           <w:tcPr>
-            <w:tcW w:w="3810" w:type="dxa"/>
+            <w:tcW w:w="5964" w:type="dxa"/>
             <w:tcBorders>
               <w:top w:val="single" w:sz="4" w:space="0" w:color="auto"/>
               <w:left w:val="single" w:sz="4" w:space="0" w:color="auto"/>
@@ -1890,53 +2152,125 @@
               <w:jc w:val="left"/>
               <w:rPr>
                 <w:rFonts w:ascii="FangSong_GB2312" w:eastAsia="FangSong_GB2312" w:hAnsi="FangSong_GB2312" w:cs="FangSong_GB2312"/>
-                <w:kern w:val="0"/>
-                <w:sz w:val="24"/>
-              </w:rPr>
-            </w:pPr>
-            <w:r>
-              <w:rPr>
-                <w:rFonts w:ascii="FangSong_GB2312" w:eastAsia="FangSong_GB2312" w:hAnsi="FangSong_GB2312" w:cs="FangSong_GB2312" w:hint="eastAsia"/>
-                <w:kern w:val="0"/>
-                <w:sz w:val="24"/>
-              </w:rPr>
-              <w:t xml:space="preserve">【教学组织】互评 Token 系统的一致性与可扩展性</w:t>
-            </w:r>
-          </w:p>
-          <w:p>
-            <w:pPr>
-              <w:widowControl/>
-              <w:spacing w:line="400" w:lineRule="exact"/>
-              <w:jc w:val="left"/>
-              <w:rPr>
-                <w:rFonts w:ascii="FangSong_GB2312" w:eastAsia="FangSong_GB2312" w:hAnsi="FangSong_GB2312" w:cs="FangSong_GB2312"/>
-                <w:kern w:val="0"/>
-                <w:sz w:val="24"/>
-              </w:rPr>
-            </w:pPr>
-            <w:r>
-              <w:rPr>
-                <w:rFonts w:ascii="FangSong_GB2312" w:eastAsia="FangSong_GB2312" w:hAnsi="FangSong_GB2312" w:cs="FangSong_GB2312" w:hint="eastAsia"/>
-                <w:kern w:val="0"/>
-                <w:sz w:val="24"/>
-              </w:rPr>
-              <w:t xml:space="preserve">【时间安排】约10分钟（2.2实践学时）</w:t>
-            </w:r>
-          </w:p>
-          <w:p>
-            <w:pPr>
-              <w:widowControl/>
-              <w:spacing w:line="400" w:lineRule="exact"/>
-              <w:jc w:val="left"/>
-              <w:rPr>
-                <w:rFonts w:ascii="FangSong_GB2312" w:eastAsia="FangSong_GB2312" w:hAnsi="FangSong_GB2312" w:cs="FangSong_GB2312"/>
-                <w:kern w:val="0"/>
-                <w:sz w:val="24"/>
-              </w:rPr>
-            </w:pPr>
-            <w:r>
-              <w:rPr>
-                <w:rFonts w:ascii="FangSong_GB2312" w:eastAsia="FangSong_GB2312" w:hAnsi="FangSong_GB2312" w:cs="FangSong_GB2312" w:hint="eastAsia"/>
+                <w:color w:val="000000"/>
+                <w:kern w:val="0"/>
+                <w:sz w:val="24"/>
+              </w:rPr>
+            </w:pPr>
+            <w:r>
+              <w:rPr>
+                <w:rFonts w:ascii="FangSong_GB2312" w:eastAsia="FangSong_GB2312" w:hAnsi="FangSong_GB2312" w:cs="FangSong_GB2312" w:hint="eastAsia"/>
+                <w:color w:val="000000"/>
+                <w:kern w:val="0"/>
+                <w:sz w:val="24"/>
+              </w:rPr>
+              <w:t xml:space="preserve">【教学组织】知识凝练与教学反思:</w:t>
+            </w:r>
+          </w:p>
+          <w:p>
+            <w:pPr>
+              <w:widowControl/>
+              <w:spacing w:line="400" w:lineRule="exact"/>
+              <w:jc w:val="left"/>
+              <w:rPr>
+                <w:rFonts w:ascii="FangSong_GB2312" w:eastAsia="FangSong_GB2312" w:hAnsi="FangSong_GB2312" w:cs="FangSong_GB2312"/>
+                <w:color w:val="000000"/>
+                <w:kern w:val="0"/>
+                <w:sz w:val="24"/>
+              </w:rPr>
+            </w:pPr>
+            <w:r>
+              <w:rPr>
+                <w:rFonts w:ascii="FangSong_GB2312" w:eastAsia="FangSong_GB2312" w:hAnsi="FangSong_GB2312" w:cs="FangSong_GB2312" w:hint="eastAsia"/>
+                <w:color w:val="000000"/>
+                <w:kern w:val="0"/>
+                <w:sz w:val="24"/>
+              </w:rPr>
+              <w:t xml:space="preserve">1. 归纳梳理：互评 Token 系统的一致性与可扩展性</w:t>
+            </w:r>
+          </w:p>
+          <w:p>
+            <w:pPr>
+              <w:widowControl/>
+              <w:spacing w:line="400" w:lineRule="exact"/>
+              <w:jc w:val="left"/>
+              <w:rPr>
+                <w:rFonts w:ascii="FangSong_GB2312" w:eastAsia="FangSong_GB2312" w:hAnsi="FangSong_GB2312" w:cs="FangSong_GB2312"/>
+                <w:color w:val="000000"/>
+                <w:kern w:val="0"/>
+                <w:sz w:val="24"/>
+              </w:rPr>
+            </w:pPr>
+            <w:r>
+              <w:rPr>
+                <w:rFonts w:ascii="FangSong_GB2312" w:eastAsia="FangSong_GB2312" w:hAnsi="FangSong_GB2312" w:cs="FangSong_GB2312" w:hint="eastAsia"/>
+                <w:color w:val="000000"/>
+                <w:kern w:val="0"/>
+                <w:sz w:val="24"/>
+              </w:rPr>
+              <w:t xml:space="preserve">2. 强化记忆：系统性总结本节课核心知识点与技能框架。</w:t>
+            </w:r>
+          </w:p>
+          <w:p>
+            <w:pPr>
+              <w:widowControl/>
+              <w:spacing w:line="400" w:lineRule="exact"/>
+              <w:jc w:val="left"/>
+              <w:rPr>
+                <w:rFonts w:ascii="FangSong_GB2312" w:eastAsia="FangSong_GB2312" w:hAnsi="FangSong_GB2312" w:cs="FangSong_GB2312"/>
+                <w:color w:val="000000"/>
+                <w:kern w:val="0"/>
+                <w:sz w:val="24"/>
+              </w:rPr>
+            </w:pPr>
+            <w:r>
+              <w:rPr>
+                <w:rFonts w:ascii="FangSong_GB2312" w:eastAsia="FangSong_GB2312" w:hAnsi="FangSong_GB2312" w:cs="FangSong_GB2312" w:hint="eastAsia"/>
+                <w:color w:val="000000"/>
+                <w:kern w:val="0"/>
+                <w:sz w:val="24"/>
+              </w:rPr>
+              <w:t xml:space="preserve">3. 布置课后延伸思考与预习任务。</w:t>
+            </w:r>
+          </w:p>
+          <w:p>
+            <w:pPr>
+              <w:widowControl/>
+              <w:spacing w:line="400" w:lineRule="exact"/>
+              <w:jc w:val="left"/>
+              <w:rPr>
+                <w:rFonts w:ascii="FangSong_GB2312" w:eastAsia="FangSong_GB2312" w:hAnsi="FangSong_GB2312" w:cs="FangSong_GB2312"/>
+                <w:color w:val="000000"/>
+                <w:kern w:val="0"/>
+                <w:sz w:val="24"/>
+              </w:rPr>
+            </w:pPr>
+            <w:r>
+              <w:rPr>
+                <w:rFonts w:ascii="FangSong_GB2312" w:eastAsia="FangSong_GB2312" w:hAnsi="FangSong_GB2312" w:cs="FangSong_GB2312" w:hint="eastAsia"/>
+                <w:color w:val="000000"/>
+                <w:kern w:val="0"/>
+                <w:sz w:val="24"/>
+              </w:rPr>
+              <w:t xml:space="preserve">【时间安排】约10分钟（0.2实践学时）</w:t>
+            </w:r>
+          </w:p>
+          <w:p>
+            <w:pPr>
+              <w:widowControl/>
+              <w:spacing w:line="400" w:lineRule="exact"/>
+              <w:jc w:val="left"/>
+              <w:rPr>
+                <w:rFonts w:ascii="FangSong_GB2312" w:eastAsia="FangSong_GB2312" w:hAnsi="FangSong_GB2312" w:cs="FangSong_GB2312"/>
+                <w:color w:val="000000"/>
+                <w:kern w:val="0"/>
+                <w:sz w:val="24"/>
+              </w:rPr>
+            </w:pPr>
+            <w:r>
+              <w:rPr>
+                <w:rFonts w:ascii="FangSong_GB2312" w:eastAsia="FangSong_GB2312" w:hAnsi="FangSong_GB2312" w:cs="FangSong_GB2312" w:hint="eastAsia"/>
+                <w:color w:val="000000"/>
                 <w:kern w:val="0"/>
                 <w:sz w:val="24"/>
               </w:rPr>
@@ -2009,15 +2343,15 @@
               <w:rPr>
                 <w:rFonts w:ascii="FangSong_GB2312" w:eastAsia="FangSong_GB2312" w:hAnsi="FangSong_GB2312" w:cs="FangSong_GB2312"/>
                 <w:bCs/>
-                <w:color w:val="333333"/>
-                <w:kern w:val="0"/>
-                <w:sz w:val="24"/>
-              </w:rPr>
-            </w:pPr>
-            <w:r>
-              <w:rPr>
-                <w:rFonts w:ascii="FangSong_GB2312" w:eastAsia="FangSong_GB2312" w:hAnsi="FangSong_GB2312" w:cs="FangSong_GB2312" w:hint="eastAsia"/>
-                <w:color w:val="FF0000"/>
+                <w:color w:val="000000"/>
+                <w:kern w:val="0"/>
+                <w:sz w:val="24"/>
+              </w:rPr>
+            </w:pPr>
+            <w:r>
+              <w:rPr>
+                <w:rFonts w:ascii="FangSong_GB2312" w:eastAsia="FangSong_GB2312" w:hAnsi="FangSong_GB2312" w:cs="FangSong_GB2312" w:hint="eastAsia"/>
+                <w:color w:val="000000"/>
                 <w:kern w:val="0"/>
                 <w:sz w:val="24"/>
               </w:rPr>

--- a/交互产品开发/Output/教案/教案_第7周_视觉重构：层级与色彩.docx
+++ b/交互产品开发/Output/教案/教案_第7周_视觉重构：层级与色彩.docx
@@ -202,30 +202,7 @@
                 <w:kern w:val="0"/>
                 <w:sz w:val="24"/>
               </w:rPr>
-              <w:t xml:space="preserve">7.1 利用基础排版字重与空间感建立层级；HSL系统解析</w:t>
-            </w:r>
-          </w:p>
-          <w:p>
-            <w:pPr>
-              <w:widowControl/>
-              <w:spacing w:before="40" w:after="40" w:line="400" w:lineRule="exact"/>
-              <w:ind w:left="57" w:firstLineChars="100" w:firstLine="240"/>
-              <w:jc w:val="center"/>
-              <w:rPr>
-                <w:rFonts w:ascii="FangSong_GB2312" w:eastAsia="FangSong_GB2312" w:hAnsi="FangSong_GB2312" w:cs="FangSong_GB2312"/>
-                <w:color w:val="000000"/>
-                <w:kern w:val="0"/>
-                <w:sz w:val="24"/>
-              </w:rPr>
-            </w:pPr>
-            <w:r>
-              <w:rPr>
-                <w:rFonts w:ascii="FangSong_GB2312" w:eastAsia="FangSong_GB2312" w:hAnsi="FangSong_GB2312" w:cs="FangSong_GB2312" w:hint="eastAsia"/>
-                <w:color w:val="000000"/>
-                <w:kern w:val="0"/>
-                <w:sz w:val="24"/>
-              </w:rPr>
-              <w:t xml:space="preserve">7.2 为干瘪骨架填入视觉系统标签 (Tokens)</w:t>
+              <w:t xml:space="preserve">探讨视觉层级原理与排版基础，解析反向弱化、标签后置、语义让位等实战战术。介绍HSL色彩系统与9阶色板构建，深入色彩进阶与带情感温度的灰阶控制。讲解无障碍设计（WCAG/APCA）及应对极端操作的多通道冗余设计。</w:t>
             </w:r>
           </w:p>
         </w:tc>
@@ -322,7 +299,7 @@
                 <w:kern w:val="0"/>
                 <w:sz w:val="24"/>
               </w:rPr>
-              <w:t xml:space="preserve">2023级数字媒体艺术影视班：第 15 周，周四2-5节</w:t>
+              <w:t xml:space="preserve">2023级数字媒体艺术影视班：第 13 周，周三2-5节</w:t>
             </w:r>
           </w:p>
         </w:tc>
@@ -765,7 +742,7 @@
                 <w:kern w:val="0"/>
                 <w:sz w:val="24"/>
               </w:rPr>
-              <w:t xml:space="preserve">重点：重构级视觉架构：排版/留白控制以及基于 HSL 系统的层级分配</w:t>
+              <w:t xml:space="preserve">重点：界面的视觉层级重构（字重、对比度、负空间组合），以及工业级HSL色彩系统（9阶色板构建、灰阶温度、冗余防错设计）的建立与应用。</w:t>
             </w:r>
           </w:p>
           <w:p>
@@ -789,7 +766,7 @@
                 <w:kern w:val="0"/>
                 <w:sz w:val="24"/>
               </w:rPr>
-              <w:t xml:space="preserve">难点：克制过度设计的冲动，精准配置 Design Tokens 以实现系统的视觉一致性</w:t>
+              <w:t xml:space="preserve">难点：克服主观审美惯性，学会在高密度信息流中利用“反向弱化”凸显核心，以及应对亮度和色相在感知上的非线性错觉（手动补偿与色相旋转）。</w:t>
             </w:r>
           </w:p>
         </w:tc>
@@ -1226,107 +1203,7 @@
                 <w:kern w:val="0"/>
                 <w:sz w:val="24"/>
               </w:rPr>
-              <w:t xml:space="preserve">【教学组织】上次课知识回顾:</w:t>
-            </w:r>
-          </w:p>
-          <w:p>
-            <w:pPr>
-              <w:widowControl/>
-              <w:spacing w:line="400" w:lineRule="exact"/>
-              <w:jc w:val="left"/>
-              <w:rPr>
-                <w:rFonts w:ascii="FangSong_GB2312" w:eastAsia="FangSong_GB2312" w:hAnsi="FangSong_GB2312" w:cs="FangSong_GB2312"/>
-                <w:kern w:val="0"/>
-                <w:sz w:val="24"/>
-              </w:rPr>
-            </w:pPr>
-            <w:r>
-              <w:rPr>
-                <w:rFonts w:ascii="FangSong_GB2312" w:eastAsia="FangSong_GB2312" w:hAnsi="FangSong_GB2312" w:cs="FangSong_GB2312" w:hint="eastAsia"/>
-                <w:kern w:val="0"/>
-                <w:sz w:val="24"/>
-              </w:rPr>
-              <w:t xml:space="preserve">1. 回顾 W06 容器框架，引出骨架还需视觉血肉</w:t>
-            </w:r>
-          </w:p>
-          <w:p>
-            <w:pPr>
-              <w:widowControl/>
-              <w:spacing w:line="400" w:lineRule="exact"/>
-              <w:jc w:val="left"/>
-              <w:rPr>
-                <w:rFonts w:ascii="FangSong_GB2312" w:eastAsia="FangSong_GB2312" w:hAnsi="FangSong_GB2312" w:cs="FangSong_GB2312"/>
-                <w:kern w:val="0"/>
-                <w:sz w:val="24"/>
-              </w:rPr>
-            </w:pPr>
-            <w:r>
-              <w:rPr>
-                <w:rFonts w:ascii="FangSong_GB2312" w:eastAsia="FangSong_GB2312" w:hAnsi="FangSong_GB2312" w:cs="FangSong_GB2312" w:hint="eastAsia"/>
-                <w:kern w:val="0"/>
-                <w:sz w:val="24"/>
-              </w:rPr>
-              <w:t xml:space="preserve">2. 检查学生对前置知识的掌握情况，建立新旧知识的逻辑桥梁。</w:t>
-            </w:r>
-          </w:p>
-          <w:p>
-            <w:pPr>
-              <w:widowControl/>
-              <w:spacing w:line="400" w:lineRule="exact"/>
-              <w:jc w:val="left"/>
-              <w:rPr>
-                <w:rFonts w:ascii="FangSong_GB2312" w:eastAsia="FangSong_GB2312" w:hAnsi="FangSong_GB2312" w:cs="FangSong_GB2312"/>
-                <w:kern w:val="0"/>
-                <w:sz w:val="24"/>
-              </w:rPr>
-            </w:pPr>
-            <w:r>
-              <w:rPr>
-                <w:rFonts w:ascii="FangSong_GB2312" w:eastAsia="FangSong_GB2312" w:hAnsi="FangSong_GB2312" w:cs="FangSong_GB2312" w:hint="eastAsia"/>
-                <w:kern w:val="0"/>
-                <w:sz w:val="24"/>
-              </w:rPr>
-              <w:t xml:space="preserve">【教学方法】项目导引、重构对比赏析、视觉 Token 系统推演实践</w:t>
-            </w:r>
-          </w:p>
-          <w:p>
-            <w:pPr>
-              <w:widowControl/>
-              <w:spacing w:line="400" w:lineRule="exact"/>
-              <w:jc w:val="left"/>
-              <w:rPr>
-                <w:rFonts w:ascii="FangSong_GB2312" w:eastAsia="FangSong_GB2312" w:hAnsi="FangSong_GB2312" w:cs="FangSong_GB2312"/>
-                <w:kern w:val="0"/>
-                <w:sz w:val="24"/>
-              </w:rPr>
-            </w:pPr>
-            <w:r>
-              <w:rPr>
-                <w:rFonts w:ascii="FangSong_GB2312" w:eastAsia="FangSong_GB2312" w:hAnsi="FangSong_GB2312" w:cs="FangSong_GB2312" w:hint="eastAsia"/>
-                <w:kern w:val="0"/>
-                <w:sz w:val="24"/>
-              </w:rPr>
-              <w:t xml:space="preserve">【时间安排】约10分钟（0.2实践学时）</w:t>
-            </w:r>
-          </w:p>
-          <w:p>
-            <w:pPr>
-              <w:widowControl/>
-              <w:spacing w:line="400" w:lineRule="exact"/>
-              <w:jc w:val="left"/>
-              <w:rPr>
-                <w:rFonts w:ascii="FangSong_GB2312" w:eastAsia="FangSong_GB2312" w:hAnsi="FangSong_GB2312" w:cs="FangSong_GB2312"/>
-                <w:kern w:val="0"/>
-                <w:sz w:val="24"/>
-              </w:rPr>
-            </w:pPr>
-            <w:r>
-              <w:rPr>
-                <w:rFonts w:ascii="FangSong_GB2312" w:eastAsia="FangSong_GB2312" w:hAnsi="FangSong_GB2312" w:cs="FangSong_GB2312" w:hint="eastAsia"/>
-                <w:kern w:val="0"/>
-                <w:sz w:val="24"/>
-              </w:rPr>
-              <w:t xml:space="preserve">【课堂思考】</w:t>
+              <w:t xml:space="preserve"/>
             </w:r>
           </w:p>
         </w:tc>
@@ -1423,127 +1300,147 @@
                 <w:kern w:val="0"/>
                 <w:sz w:val="24"/>
               </w:rPr>
-              <w:t xml:space="preserve">【教学组织】课程情境导入:</w:t>
-            </w:r>
-          </w:p>
-          <w:p>
-            <w:pPr>
-              <w:widowControl/>
-              <w:spacing w:line="400" w:lineRule="exact"/>
-              <w:jc w:val="left"/>
-              <w:rPr>
-                <w:rFonts w:ascii="FangSong_GB2312" w:eastAsia="FangSong_GB2312" w:hAnsi="FangSong_GB2312" w:cs="FangSong_GB2312"/>
-                <w:kern w:val="0"/>
-                <w:sz w:val="24"/>
-              </w:rPr>
-            </w:pPr>
-            <w:r>
-              <w:rPr>
-                <w:rFonts w:ascii="FangSong_GB2312" w:eastAsia="FangSong_GB2312" w:hAnsi="FangSong_GB2312" w:cs="FangSong_GB2312" w:hint="eastAsia"/>
-                <w:kern w:val="0"/>
-                <w:sz w:val="24"/>
-              </w:rPr>
-              <w:t xml:space="preserve">1. 对比一个'五彩斑斓'的杂乱界面与经过视觉层级重构后的清爽版本</w:t>
-            </w:r>
-          </w:p>
-          <w:p>
-            <w:pPr>
-              <w:widowControl/>
-              <w:spacing w:line="400" w:lineRule="exact"/>
-              <w:jc w:val="left"/>
-              <w:rPr>
-                <w:rFonts w:ascii="FangSong_GB2312" w:eastAsia="FangSong_GB2312" w:hAnsi="FangSong_GB2312" w:cs="FangSong_GB2312"/>
-                <w:kern w:val="0"/>
-                <w:sz w:val="24"/>
-              </w:rPr>
-            </w:pPr>
-            <w:r>
-              <w:rPr>
-                <w:rFonts w:ascii="FangSong_GB2312" w:eastAsia="FangSong_GB2312" w:hAnsi="FangSong_GB2312" w:cs="FangSong_GB2312" w:hint="eastAsia"/>
-                <w:kern w:val="0"/>
-                <w:sz w:val="24"/>
-              </w:rPr>
-              <w:t xml:space="preserve">2. 明确本节课核心聚焦点：重构级视觉架构：排版/留白控制以及基于 HSL 系统的层级分配</w:t>
-            </w:r>
-          </w:p>
-          <w:p>
-            <w:pPr>
-              <w:widowControl/>
-              <w:spacing w:line="400" w:lineRule="exact"/>
-              <w:jc w:val="left"/>
-              <w:rPr>
-                <w:rFonts w:ascii="FangSong_GB2312" w:eastAsia="FangSong_GB2312" w:hAnsi="FangSong_GB2312" w:cs="FangSong_GB2312"/>
-                <w:kern w:val="0"/>
-                <w:sz w:val="24"/>
-              </w:rPr>
-            </w:pPr>
-            <w:r>
-              <w:rPr>
-                <w:rFonts w:ascii="FangSong_GB2312" w:eastAsia="FangSong_GB2312" w:hAnsi="FangSong_GB2312" w:cs="FangSong_GB2312" w:hint="eastAsia"/>
-                <w:kern w:val="0"/>
-                <w:sz w:val="24"/>
-              </w:rPr>
-              <w:t xml:space="preserve">3. 激发学生学习动机与探索兴趣。</w:t>
-            </w:r>
-          </w:p>
-          <w:p>
-            <w:pPr>
-              <w:widowControl/>
-              <w:spacing w:line="400" w:lineRule="exact"/>
-              <w:jc w:val="left"/>
-              <w:rPr>
-                <w:rFonts w:ascii="FangSong_GB2312" w:eastAsia="FangSong_GB2312" w:hAnsi="FangSong_GB2312" w:cs="FangSong_GB2312"/>
-                <w:kern w:val="0"/>
-                <w:sz w:val="24"/>
-              </w:rPr>
-            </w:pPr>
-            <w:r>
-              <w:rPr>
-                <w:rFonts w:ascii="FangSong_GB2312" w:eastAsia="FangSong_GB2312" w:hAnsi="FangSong_GB2312" w:cs="FangSong_GB2312" w:hint="eastAsia"/>
-                <w:kern w:val="0"/>
-                <w:sz w:val="24"/>
-              </w:rPr>
-              <w:t xml:space="preserve">【教学方法】项目导引、重构对比赏析、视觉 Token 系统推演实践</w:t>
-            </w:r>
-          </w:p>
-          <w:p>
-            <w:pPr>
-              <w:widowControl/>
-              <w:spacing w:line="400" w:lineRule="exact"/>
-              <w:jc w:val="left"/>
-              <w:rPr>
-                <w:rFonts w:ascii="FangSong_GB2312" w:eastAsia="FangSong_GB2312" w:hAnsi="FangSong_GB2312" w:cs="FangSong_GB2312"/>
-                <w:kern w:val="0"/>
-                <w:sz w:val="24"/>
-              </w:rPr>
-            </w:pPr>
-            <w:r>
-              <w:rPr>
-                <w:rFonts w:ascii="FangSong_GB2312" w:eastAsia="FangSong_GB2312" w:hAnsi="FangSong_GB2312" w:cs="FangSong_GB2312" w:hint="eastAsia"/>
-                <w:kern w:val="0"/>
-                <w:sz w:val="24"/>
-              </w:rPr>
-              <w:t xml:space="preserve">【时间安排】约10分钟（0.2实践学时）</w:t>
-            </w:r>
-          </w:p>
-          <w:p>
-            <w:pPr>
-              <w:widowControl/>
-              <w:spacing w:line="400" w:lineRule="exact"/>
-              <w:jc w:val="left"/>
-              <w:rPr>
-                <w:rFonts w:ascii="FangSong_GB2312" w:eastAsia="FangSong_GB2312" w:hAnsi="FangSong_GB2312" w:cs="FangSong_GB2312"/>
-                <w:kern w:val="0"/>
-                <w:sz w:val="24"/>
-              </w:rPr>
-            </w:pPr>
-            <w:r>
-              <w:rPr>
-                <w:rFonts w:ascii="FangSong_GB2312" w:eastAsia="FangSong_GB2312" w:hAnsi="FangSong_GB2312" w:cs="FangSong_GB2312" w:hint="eastAsia"/>
-                <w:kern w:val="0"/>
-                <w:sz w:val="24"/>
-              </w:rPr>
-              <w:t xml:space="preserve">【课堂思考】</w:t>
+              <w:t xml:space="preserve">教学组织通过LingsCars网站感官过载案例，引出建立严谨视觉层级的必要性</w:t>
+            </w:r>
+          </w:p>
+          <w:p>
+            <w:pPr>
+              <w:widowControl/>
+              <w:spacing w:line="400" w:lineRule="exact"/>
+              <w:jc w:val="left"/>
+              <w:rPr>
+                <w:rFonts w:ascii="FangSong_GB2312" w:eastAsia="FangSong_GB2312" w:hAnsi="FangSong_GB2312" w:cs="FangSong_GB2312"/>
+                <w:kern w:val="0"/>
+                <w:sz w:val="24"/>
+              </w:rPr>
+            </w:pPr>
+            <w:r>
+              <w:rPr>
+                <w:rFonts w:ascii="FangSong_GB2312" w:eastAsia="FangSong_GB2312" w:hAnsi="FangSong_GB2312" w:cs="FangSong_GB2312" w:hint="eastAsia"/>
+                <w:kern w:val="0"/>
+                <w:sz w:val="24"/>
+              </w:rPr>
+              <w:t xml:space="preserve">教学方法项目导引、重构对比赏析、视觉 Token 系统推演实践</w:t>
+            </w:r>
+          </w:p>
+          <w:p>
+            <w:pPr>
+              <w:widowControl/>
+              <w:spacing w:line="400" w:lineRule="exact"/>
+              <w:jc w:val="left"/>
+              <w:rPr>
+                <w:rFonts w:ascii="FangSong_GB2312" w:eastAsia="FangSong_GB2312" w:hAnsi="FangSong_GB2312" w:cs="FangSong_GB2312"/>
+                <w:kern w:val="0"/>
+                <w:sz w:val="24"/>
+              </w:rPr>
+            </w:pPr>
+            <w:r>
+              <w:rPr>
+                <w:rFonts w:ascii="FangSong_GB2312" w:eastAsia="FangSong_GB2312" w:hAnsi="FangSong_GB2312" w:cs="FangSong_GB2312" w:hint="eastAsia"/>
+                <w:kern w:val="0"/>
+                <w:sz w:val="24"/>
+              </w:rPr>
+              <w:t xml:space="preserve">时间安排约10分钟（0.2实践学时）</w:t>
+            </w:r>
+          </w:p>
+          <w:p>
+            <w:pPr>
+              <w:widowControl/>
+              <w:spacing w:line="400" w:lineRule="exact"/>
+              <w:jc w:val="left"/>
+              <w:rPr>
+                <w:rFonts w:ascii="FangSong_GB2312" w:eastAsia="FangSong_GB2312" w:hAnsi="FangSong_GB2312" w:cs="FangSong_GB2312"/>
+                <w:kern w:val="0"/>
+                <w:sz w:val="24"/>
+              </w:rPr>
+            </w:pPr>
+            <w:r>
+              <w:rPr>
+                <w:rFonts w:ascii="FangSong_GB2312" w:eastAsia="FangSong_GB2312" w:hAnsi="FangSong_GB2312" w:cs="FangSong_GB2312" w:hint="eastAsia"/>
+                <w:kern w:val="0"/>
+                <w:sz w:val="24"/>
+              </w:rPr>
+              <w:t xml:space="preserve">课堂思考</w:t>
+            </w:r>
+          </w:p>
+          <w:p>
+            <w:pPr>
+              <w:widowControl/>
+              <w:spacing w:line="400" w:lineRule="exact"/>
+              <w:jc w:val="left"/>
+              <w:rPr>
+                <w:rFonts w:ascii="FangSong_GB2312" w:eastAsia="FangSong_GB2312" w:hAnsi="FangSong_GB2312" w:cs="FangSong_GB2312"/>
+                <w:kern w:val="0"/>
+                <w:sz w:val="24"/>
+              </w:rPr>
+            </w:pPr>
+            <w:r>
+              <w:rPr>
+                <w:rFonts w:ascii="FangSong_GB2312" w:eastAsia="FangSong_GB2312" w:hAnsi="FangSong_GB2312" w:cs="FangSong_GB2312" w:hint="eastAsia"/>
+                <w:kern w:val="0"/>
+                <w:sz w:val="24"/>
+              </w:rPr>
+              <w:t xml:space="preserve">教学组织通过辨析HEX底层机器编码局限，引入以人眼感知为核心的HSL与孟塞尔色彩模型</w:t>
+            </w:r>
+          </w:p>
+          <w:p>
+            <w:pPr>
+              <w:widowControl/>
+              <w:spacing w:line="400" w:lineRule="exact"/>
+              <w:jc w:val="left"/>
+              <w:rPr>
+                <w:rFonts w:ascii="FangSong_GB2312" w:eastAsia="FangSong_GB2312" w:hAnsi="FangSong_GB2312" w:cs="FangSong_GB2312"/>
+                <w:kern w:val="0"/>
+                <w:sz w:val="24"/>
+              </w:rPr>
+            </w:pPr>
+            <w:r>
+              <w:rPr>
+                <w:rFonts w:ascii="FangSong_GB2312" w:eastAsia="FangSong_GB2312" w:hAnsi="FangSong_GB2312" w:cs="FangSong_GB2312" w:hint="eastAsia"/>
+                <w:kern w:val="0"/>
+                <w:sz w:val="24"/>
+              </w:rPr>
+              <w:t xml:space="preserve">教学方法项目导引、重构对比赏析、视觉 Token 系统推演实践</w:t>
+            </w:r>
+          </w:p>
+          <w:p>
+            <w:pPr>
+              <w:widowControl/>
+              <w:spacing w:line="400" w:lineRule="exact"/>
+              <w:jc w:val="left"/>
+              <w:rPr>
+                <w:rFonts w:ascii="FangSong_GB2312" w:eastAsia="FangSong_GB2312" w:hAnsi="FangSong_GB2312" w:cs="FangSong_GB2312"/>
+                <w:kern w:val="0"/>
+                <w:sz w:val="24"/>
+              </w:rPr>
+            </w:pPr>
+            <w:r>
+              <w:rPr>
+                <w:rFonts w:ascii="FangSong_GB2312" w:eastAsia="FangSong_GB2312" w:hAnsi="FangSong_GB2312" w:cs="FangSong_GB2312" w:hint="eastAsia"/>
+                <w:kern w:val="0"/>
+                <w:sz w:val="24"/>
+              </w:rPr>
+              <w:t xml:space="preserve">时间安排约5分钟（0.1实践学时）</w:t>
+            </w:r>
+          </w:p>
+          <w:p>
+            <w:pPr>
+              <w:widowControl/>
+              <w:spacing w:line="400" w:lineRule="exact"/>
+              <w:jc w:val="left"/>
+              <w:rPr>
+                <w:rFonts w:ascii="FangSong_GB2312" w:eastAsia="FangSong_GB2312" w:hAnsi="FangSong_GB2312" w:cs="FangSong_GB2312"/>
+                <w:kern w:val="0"/>
+                <w:sz w:val="24"/>
+              </w:rPr>
+            </w:pPr>
+            <w:r>
+              <w:rPr>
+                <w:rFonts w:ascii="FangSong_GB2312" w:eastAsia="FangSong_GB2312" w:hAnsi="FangSong_GB2312" w:cs="FangSong_GB2312" w:hint="eastAsia"/>
+                <w:kern w:val="0"/>
+                <w:sz w:val="24"/>
+              </w:rPr>
+              <w:t xml:space="preserve">课堂思考</w:t>
             </w:r>
           </w:p>
         </w:tc>
@@ -1647,167 +1544,487 @@
                 <w:kern w:val="0"/>
                 <w:sz w:val="24"/>
               </w:rPr>
-              <w:t xml:space="preserve">【教学组织】核心方法与实操解析:</w:t>
-            </w:r>
-          </w:p>
-          <w:p>
-            <w:pPr>
-              <w:widowControl/>
-              <w:spacing w:line="400" w:lineRule="exact"/>
-              <w:jc w:val="left"/>
-              <w:rPr>
-                <w:rFonts w:ascii="FangSong_GB2312" w:eastAsia="FangSong_GB2312" w:hAnsi="FangSong_GB2312" w:cs="FangSong_GB2312"/>
-                <w:kern w:val="0"/>
-                <w:sz w:val="24"/>
-              </w:rPr>
-            </w:pPr>
-            <w:r>
-              <w:rPr>
-                <w:rFonts w:ascii="FangSong_GB2312" w:eastAsia="FangSong_GB2312" w:hAnsi="FangSong_GB2312" w:cs="FangSong_GB2312" w:hint="eastAsia"/>
-                <w:kern w:val="0"/>
-                <w:sz w:val="24"/>
-              </w:rPr>
-              <w:t xml:space="preserve">1. 实训主线：Refactoring UI 核心法则运用、排版字重层级、HSL 色彩系统、Design Token 体系构建</w:t>
-            </w:r>
-          </w:p>
-          <w:p>
-            <w:pPr>
-              <w:widowControl/>
-              <w:spacing w:line="400" w:lineRule="exact"/>
-              <w:jc w:val="left"/>
-              <w:rPr>
-                <w:rFonts w:ascii="FangSong_GB2312" w:eastAsia="FangSong_GB2312" w:hAnsi="FangSong_GB2312" w:cs="FangSong_GB2312"/>
-                <w:kern w:val="0"/>
-                <w:sz w:val="24"/>
-              </w:rPr>
-            </w:pPr>
-            <w:r>
-              <w:rPr>
-                <w:rFonts w:ascii="FangSong_GB2312" w:eastAsia="FangSong_GB2312" w:hAnsi="FangSong_GB2312" w:cs="FangSong_GB2312" w:hint="eastAsia"/>
-                <w:kern w:val="0"/>
-                <w:sz w:val="24"/>
-              </w:rPr>
-              <w:t xml:space="preserve">2. 实践要点拆解：7.1 利用基础排版字重与空间感建立层级；HSL系统解析 7.2 为干瘪骨架填入视觉系统标签 (Tokens)</w:t>
-            </w:r>
-          </w:p>
-          <w:p>
-            <w:pPr>
-              <w:widowControl/>
-              <w:spacing w:line="400" w:lineRule="exact"/>
-              <w:jc w:val="left"/>
-              <w:rPr>
-                <w:rFonts w:ascii="FangSong_GB2312" w:eastAsia="FangSong_GB2312" w:hAnsi="FangSong_GB2312" w:cs="FangSong_GB2312"/>
-                <w:kern w:val="0"/>
-                <w:sz w:val="24"/>
-              </w:rPr>
-            </w:pPr>
-            <w:r>
-              <w:rPr>
-                <w:rFonts w:ascii="FangSong_GB2312" w:eastAsia="FangSong_GB2312" w:hAnsi="FangSong_GB2312" w:cs="FangSong_GB2312" w:hint="eastAsia"/>
-                <w:kern w:val="0"/>
-                <w:sz w:val="24"/>
-              </w:rPr>
-              <w:t xml:space="preserve">3. 重难点突破：针对“克制过度设计的冲动，精准配置 Design Tokens 以实现系统的视觉一致性”，采用案例剖析策略。</w:t>
-            </w:r>
-          </w:p>
-          <w:p>
-            <w:pPr>
-              <w:widowControl/>
-              <w:spacing w:line="400" w:lineRule="exact"/>
-              <w:jc w:val="left"/>
-              <w:rPr>
-                <w:rFonts w:ascii="FangSong_GB2312" w:eastAsia="FangSong_GB2312" w:hAnsi="FangSong_GB2312" w:cs="FangSong_GB2312"/>
-                <w:kern w:val="0"/>
-                <w:sz w:val="24"/>
-              </w:rPr>
-            </w:pPr>
-            <w:r>
-              <w:rPr>
-                <w:rFonts w:ascii="FangSong_GB2312" w:eastAsia="FangSong_GB2312" w:hAnsi="FangSong_GB2312" w:cs="FangSong_GB2312" w:hint="eastAsia"/>
-                <w:kern w:val="0"/>
-                <w:sz w:val="24"/>
-              </w:rPr>
-              <w:t xml:space="preserve">4. 支撑目标：掌握仅靠排版与留白构建信息层级的方法</w:t>
-            </w:r>
-          </w:p>
-          <w:p>
-            <w:pPr>
-              <w:widowControl/>
-              <w:spacing w:line="400" w:lineRule="exact"/>
-              <w:jc w:val="left"/>
-              <w:rPr>
-                <w:rFonts w:ascii="FangSong_GB2312" w:eastAsia="FangSong_GB2312" w:hAnsi="FangSong_GB2312" w:cs="FangSong_GB2312"/>
-                <w:kern w:val="0"/>
-                <w:sz w:val="24"/>
-              </w:rPr>
-            </w:pPr>
-            <w:r>
-              <w:rPr>
-                <w:rFonts w:ascii="FangSong_GB2312" w:eastAsia="FangSong_GB2312" w:hAnsi="FangSong_GB2312" w:cs="FangSong_GB2312" w:hint="eastAsia"/>
-                <w:kern w:val="0"/>
-                <w:sz w:val="24"/>
-              </w:rPr>
-              <w:t xml:space="preserve">【教学方法】项目导引、重构对比赏析、视觉 Token 系统推演实践</w:t>
-            </w:r>
-          </w:p>
-          <w:p>
-            <w:pPr>
-              <w:widowControl/>
-              <w:spacing w:line="400" w:lineRule="exact"/>
-              <w:jc w:val="left"/>
-              <w:rPr>
-                <w:rFonts w:ascii="FangSong_GB2312" w:eastAsia="FangSong_GB2312" w:hAnsi="FangSong_GB2312" w:cs="FangSong_GB2312"/>
-                <w:kern w:val="0"/>
-                <w:sz w:val="24"/>
-              </w:rPr>
-            </w:pPr>
-            <w:r>
-              <w:rPr>
-                <w:rFonts w:ascii="FangSong_GB2312" w:eastAsia="FangSong_GB2312" w:hAnsi="FangSong_GB2312" w:cs="FangSong_GB2312" w:hint="eastAsia"/>
-                <w:kern w:val="0"/>
-                <w:sz w:val="24"/>
-              </w:rPr>
-              <w:t xml:space="preserve">【时间安排】约70分钟（1.6实践学时）</w:t>
-            </w:r>
-          </w:p>
-          <w:p>
-            <w:pPr>
-              <w:widowControl/>
-              <w:spacing w:line="400" w:lineRule="exact"/>
-              <w:jc w:val="left"/>
-              <w:rPr>
-                <w:rFonts w:ascii="FangSong_GB2312" w:eastAsia="FangSong_GB2312" w:hAnsi="FangSong_GB2312" w:cs="FangSong_GB2312"/>
-                <w:kern w:val="0"/>
-                <w:sz w:val="24"/>
-              </w:rPr>
-            </w:pPr>
-            <w:r>
-              <w:rPr>
-                <w:rFonts w:ascii="FangSong_GB2312" w:eastAsia="FangSong_GB2312" w:hAnsi="FangSong_GB2312" w:cs="FangSong_GB2312" w:hint="eastAsia"/>
-                <w:kern w:val="0"/>
-                <w:sz w:val="24"/>
-              </w:rPr>
-              <w:t xml:space="preserve">【课堂思考】</w:t>
-            </w:r>
-          </w:p>
-          <w:p>
-            <w:pPr>
-              <w:widowControl/>
-              <w:spacing w:line="400" w:lineRule="exact"/>
-              <w:jc w:val="left"/>
-              <w:rPr>
-                <w:rFonts w:ascii="FangSong_GB2312" w:eastAsia="FangSong_GB2312" w:hAnsi="FangSong_GB2312" w:cs="FangSong_GB2312"/>
-                <w:kern w:val="0"/>
-                <w:sz w:val="24"/>
-              </w:rPr>
-            </w:pPr>
-            <w:r>
-              <w:rPr>
-                <w:rFonts w:ascii="FangSong_GB2312" w:eastAsia="FangSong_GB2312" w:hAnsi="FangSong_GB2312" w:cs="FangSong_GB2312" w:hint="eastAsia"/>
-                <w:kern w:val="0"/>
-                <w:sz w:val="24"/>
-              </w:rPr>
-              <w:t xml:space="preserve">【课程思政融入点】提倡简洁、高信息密度的设计美学</w:t>
+              <w:t xml:space="preserve">教学组织解析排版基础与视觉层级控制杠杆（字号跃迁、字重降级、负空间护城河）</w:t>
+            </w:r>
+          </w:p>
+          <w:p>
+            <w:pPr>
+              <w:widowControl/>
+              <w:spacing w:line="400" w:lineRule="exact"/>
+              <w:jc w:val="left"/>
+              <w:rPr>
+                <w:rFonts w:ascii="FangSong_GB2312" w:eastAsia="FangSong_GB2312" w:hAnsi="FangSong_GB2312" w:cs="FangSong_GB2312"/>
+                <w:kern w:val="0"/>
+                <w:sz w:val="24"/>
+              </w:rPr>
+            </w:pPr>
+            <w:r>
+              <w:rPr>
+                <w:rFonts w:ascii="FangSong_GB2312" w:eastAsia="FangSong_GB2312" w:hAnsi="FangSong_GB2312" w:cs="FangSong_GB2312" w:hint="eastAsia"/>
+                <w:kern w:val="0"/>
+                <w:sz w:val="24"/>
+              </w:rPr>
+              <w:t xml:space="preserve">教学方法项目导引、重构对比赏析、视觉 Token 系统推演实践</w:t>
+            </w:r>
+          </w:p>
+          <w:p>
+            <w:pPr>
+              <w:widowControl/>
+              <w:spacing w:line="400" w:lineRule="exact"/>
+              <w:jc w:val="left"/>
+              <w:rPr>
+                <w:rFonts w:ascii="FangSong_GB2312" w:eastAsia="FangSong_GB2312" w:hAnsi="FangSong_GB2312" w:cs="FangSong_GB2312"/>
+                <w:kern w:val="0"/>
+                <w:sz w:val="24"/>
+              </w:rPr>
+            </w:pPr>
+            <w:r>
+              <w:rPr>
+                <w:rFonts w:ascii="FangSong_GB2312" w:eastAsia="FangSong_GB2312" w:hAnsi="FangSong_GB2312" w:cs="FangSong_GB2312" w:hint="eastAsia"/>
+                <w:kern w:val="0"/>
+                <w:sz w:val="24"/>
+              </w:rPr>
+              <w:t xml:space="preserve">时间安排约15分钟（0.3实践学时）</w:t>
+            </w:r>
+          </w:p>
+          <w:p>
+            <w:pPr>
+              <w:widowControl/>
+              <w:spacing w:line="400" w:lineRule="exact"/>
+              <w:jc w:val="left"/>
+              <w:rPr>
+                <w:rFonts w:ascii="FangSong_GB2312" w:eastAsia="FangSong_GB2312" w:hAnsi="FangSong_GB2312" w:cs="FangSong_GB2312"/>
+                <w:kern w:val="0"/>
+                <w:sz w:val="24"/>
+              </w:rPr>
+            </w:pPr>
+            <w:r>
+              <w:rPr>
+                <w:rFonts w:ascii="FangSong_GB2312" w:eastAsia="FangSong_GB2312" w:hAnsi="FangSong_GB2312" w:cs="FangSong_GB2312" w:hint="eastAsia"/>
+                <w:kern w:val="0"/>
+                <w:sz w:val="24"/>
+              </w:rPr>
+              <w:t xml:space="preserve">课堂思考</w:t>
+            </w:r>
+          </w:p>
+          <w:p>
+            <w:pPr>
+              <w:widowControl/>
+              <w:spacing w:line="400" w:lineRule="exact"/>
+              <w:jc w:val="left"/>
+              <w:rPr>
+                <w:rFonts w:ascii="FangSong_GB2312" w:eastAsia="FangSong_GB2312" w:hAnsi="FangSong_GB2312" w:cs="FangSong_GB2312"/>
+                <w:kern w:val="0"/>
+                <w:sz w:val="24"/>
+              </w:rPr>
+            </w:pPr>
+            <w:r>
+              <w:rPr>
+                <w:rFonts w:ascii="FangSong_GB2312" w:eastAsia="FangSong_GB2312" w:hAnsi="FangSong_GB2312" w:cs="FangSong_GB2312" w:hint="eastAsia"/>
+                <w:kern w:val="0"/>
+                <w:sz w:val="24"/>
+              </w:rPr>
+              <w:t xml:space="preserve">课程思政融入点</w:t>
+            </w:r>
+          </w:p>
+          <w:p>
+            <w:pPr>
+              <w:widowControl/>
+              <w:spacing w:line="400" w:lineRule="exact"/>
+              <w:jc w:val="left"/>
+              <w:rPr>
+                <w:rFonts w:ascii="FangSong_GB2312" w:eastAsia="FangSong_GB2312" w:hAnsi="FangSong_GB2312" w:cs="FangSong_GB2312"/>
+                <w:kern w:val="0"/>
+                <w:sz w:val="24"/>
+              </w:rPr>
+            </w:pPr>
+            <w:r>
+              <w:rPr>
+                <w:rFonts w:ascii="FangSong_GB2312" w:eastAsia="FangSong_GB2312" w:hAnsi="FangSong_GB2312" w:cs="FangSong_GB2312" w:hint="eastAsia"/>
+                <w:kern w:val="0"/>
+                <w:sz w:val="24"/>
+              </w:rPr>
+              <w:t xml:space="preserve">教学组织深入探讨界面实战战术：反向弱化竞争者、去除冗余标签、分离抽象语义与视觉呈现</w:t>
+            </w:r>
+          </w:p>
+          <w:p>
+            <w:pPr>
+              <w:widowControl/>
+              <w:spacing w:line="400" w:lineRule="exact"/>
+              <w:jc w:val="left"/>
+              <w:rPr>
+                <w:rFonts w:ascii="FangSong_GB2312" w:eastAsia="FangSong_GB2312" w:hAnsi="FangSong_GB2312" w:cs="FangSong_GB2312"/>
+                <w:kern w:val="0"/>
+                <w:sz w:val="24"/>
+              </w:rPr>
+            </w:pPr>
+            <w:r>
+              <w:rPr>
+                <w:rFonts w:ascii="FangSong_GB2312" w:eastAsia="FangSong_GB2312" w:hAnsi="FangSong_GB2312" w:cs="FangSong_GB2312" w:hint="eastAsia"/>
+                <w:kern w:val="0"/>
+                <w:sz w:val="24"/>
+              </w:rPr>
+              <w:t xml:space="preserve">教学方法项目导引、重构对比赏析、视觉 Token 系统推演实践</w:t>
+            </w:r>
+          </w:p>
+          <w:p>
+            <w:pPr>
+              <w:widowControl/>
+              <w:spacing w:line="400" w:lineRule="exact"/>
+              <w:jc w:val="left"/>
+              <w:rPr>
+                <w:rFonts w:ascii="FangSong_GB2312" w:eastAsia="FangSong_GB2312" w:hAnsi="FangSong_GB2312" w:cs="FangSong_GB2312"/>
+                <w:kern w:val="0"/>
+                <w:sz w:val="24"/>
+              </w:rPr>
+            </w:pPr>
+            <w:r>
+              <w:rPr>
+                <w:rFonts w:ascii="FangSong_GB2312" w:eastAsia="FangSong_GB2312" w:hAnsi="FangSong_GB2312" w:cs="FangSong_GB2312" w:hint="eastAsia"/>
+                <w:kern w:val="0"/>
+                <w:sz w:val="24"/>
+              </w:rPr>
+              <w:t xml:space="preserve">时间安排约15分钟（0.3实践学时）</w:t>
+            </w:r>
+          </w:p>
+          <w:p>
+            <w:pPr>
+              <w:widowControl/>
+              <w:spacing w:line="400" w:lineRule="exact"/>
+              <w:jc w:val="left"/>
+              <w:rPr>
+                <w:rFonts w:ascii="FangSong_GB2312" w:eastAsia="FangSong_GB2312" w:hAnsi="FangSong_GB2312" w:cs="FangSong_GB2312"/>
+                <w:kern w:val="0"/>
+                <w:sz w:val="24"/>
+              </w:rPr>
+            </w:pPr>
+            <w:r>
+              <w:rPr>
+                <w:rFonts w:ascii="FangSong_GB2312" w:eastAsia="FangSong_GB2312" w:hAnsi="FangSong_GB2312" w:cs="FangSong_GB2312" w:hint="eastAsia"/>
+                <w:kern w:val="0"/>
+                <w:sz w:val="24"/>
+              </w:rPr>
+              <w:t xml:space="preserve">课堂思考</w:t>
+            </w:r>
+          </w:p>
+          <w:p>
+            <w:pPr>
+              <w:widowControl/>
+              <w:spacing w:line="400" w:lineRule="exact"/>
+              <w:jc w:val="left"/>
+              <w:rPr>
+                <w:rFonts w:ascii="FangSong_GB2312" w:eastAsia="FangSong_GB2312" w:hAnsi="FangSong_GB2312" w:cs="FangSong_GB2312"/>
+                <w:kern w:val="0"/>
+                <w:sz w:val="24"/>
+              </w:rPr>
+            </w:pPr>
+            <w:r>
+              <w:rPr>
+                <w:rFonts w:ascii="FangSong_GB2312" w:eastAsia="FangSong_GB2312" w:hAnsi="FangSong_GB2312" w:cs="FangSong_GB2312" w:hint="eastAsia"/>
+                <w:kern w:val="0"/>
+                <w:sz w:val="24"/>
+              </w:rPr>
+              <w:t xml:space="preserve">课程思政融入点</w:t>
+            </w:r>
+          </w:p>
+          <w:p>
+            <w:pPr>
+              <w:widowControl/>
+              <w:spacing w:line="400" w:lineRule="exact"/>
+              <w:jc w:val="left"/>
+              <w:rPr>
+                <w:rFonts w:ascii="FangSong_GB2312" w:eastAsia="FangSong_GB2312" w:hAnsi="FangSong_GB2312" w:cs="FangSong_GB2312"/>
+                <w:kern w:val="0"/>
+                <w:sz w:val="24"/>
+              </w:rPr>
+            </w:pPr>
+            <w:r>
+              <w:rPr>
+                <w:rFonts w:ascii="FangSong_GB2312" w:eastAsia="FangSong_GB2312" w:hAnsi="FangSong_GB2312" w:cs="FangSong_GB2312" w:hint="eastAsia"/>
+                <w:kern w:val="0"/>
+                <w:sz w:val="24"/>
+              </w:rPr>
+              <w:t xml:space="preserve">教学组织解析构建全火力9阶色板的三大核心锚点（50/500/900）以及有情感温度的灰阶基石</w:t>
+            </w:r>
+          </w:p>
+          <w:p>
+            <w:pPr>
+              <w:widowControl/>
+              <w:spacing w:line="400" w:lineRule="exact"/>
+              <w:jc w:val="left"/>
+              <w:rPr>
+                <w:rFonts w:ascii="FangSong_GB2312" w:eastAsia="FangSong_GB2312" w:hAnsi="FangSong_GB2312" w:cs="FangSong_GB2312"/>
+                <w:kern w:val="0"/>
+                <w:sz w:val="24"/>
+              </w:rPr>
+            </w:pPr>
+            <w:r>
+              <w:rPr>
+                <w:rFonts w:ascii="FangSong_GB2312" w:eastAsia="FangSong_GB2312" w:hAnsi="FangSong_GB2312" w:cs="FangSong_GB2312" w:hint="eastAsia"/>
+                <w:kern w:val="0"/>
+                <w:sz w:val="24"/>
+              </w:rPr>
+              <w:t xml:space="preserve">教学方法项目导引、重构对比赏析、视觉 Token 系统推演实践</w:t>
+            </w:r>
+          </w:p>
+          <w:p>
+            <w:pPr>
+              <w:widowControl/>
+              <w:spacing w:line="400" w:lineRule="exact"/>
+              <w:jc w:val="left"/>
+              <w:rPr>
+                <w:rFonts w:ascii="FangSong_GB2312" w:eastAsia="FangSong_GB2312" w:hAnsi="FangSong_GB2312" w:cs="FangSong_GB2312"/>
+                <w:kern w:val="0"/>
+                <w:sz w:val="24"/>
+              </w:rPr>
+            </w:pPr>
+            <w:r>
+              <w:rPr>
+                <w:rFonts w:ascii="FangSong_GB2312" w:eastAsia="FangSong_GB2312" w:hAnsi="FangSong_GB2312" w:cs="FangSong_GB2312" w:hint="eastAsia"/>
+                <w:kern w:val="0"/>
+                <w:sz w:val="24"/>
+              </w:rPr>
+              <w:t xml:space="preserve">时间安排约20分钟（0.4实践学时）</w:t>
+            </w:r>
+          </w:p>
+          <w:p>
+            <w:pPr>
+              <w:widowControl/>
+              <w:spacing w:line="400" w:lineRule="exact"/>
+              <w:jc w:val="left"/>
+              <w:rPr>
+                <w:rFonts w:ascii="FangSong_GB2312" w:eastAsia="FangSong_GB2312" w:hAnsi="FangSong_GB2312" w:cs="FangSong_GB2312"/>
+                <w:kern w:val="0"/>
+                <w:sz w:val="24"/>
+              </w:rPr>
+            </w:pPr>
+            <w:r>
+              <w:rPr>
+                <w:rFonts w:ascii="FangSong_GB2312" w:eastAsia="FangSong_GB2312" w:hAnsi="FangSong_GB2312" w:cs="FangSong_GB2312" w:hint="eastAsia"/>
+                <w:kern w:val="0"/>
+                <w:sz w:val="24"/>
+              </w:rPr>
+              <w:t xml:space="preserve">课堂思考</w:t>
+            </w:r>
+          </w:p>
+          <w:p>
+            <w:pPr>
+              <w:widowControl/>
+              <w:spacing w:line="400" w:lineRule="exact"/>
+              <w:jc w:val="left"/>
+              <w:rPr>
+                <w:rFonts w:ascii="FangSong_GB2312" w:eastAsia="FangSong_GB2312" w:hAnsi="FangSong_GB2312" w:cs="FangSong_GB2312"/>
+                <w:kern w:val="0"/>
+                <w:sz w:val="24"/>
+              </w:rPr>
+            </w:pPr>
+            <w:r>
+              <w:rPr>
+                <w:rFonts w:ascii="FangSong_GB2312" w:eastAsia="FangSong_GB2312" w:hAnsi="FangSong_GB2312" w:cs="FangSong_GB2312" w:hint="eastAsia"/>
+                <w:kern w:val="0"/>
+                <w:sz w:val="24"/>
+              </w:rPr>
+              <w:t xml:space="preserve">课程思政融入点</w:t>
+            </w:r>
+          </w:p>
+          <w:p>
+            <w:pPr>
+              <w:widowControl/>
+              <w:spacing w:line="400" w:lineRule="exact"/>
+              <w:jc w:val="left"/>
+              <w:rPr>
+                <w:rFonts w:ascii="FangSong_GB2312" w:eastAsia="FangSong_GB2312" w:hAnsi="FangSong_GB2312" w:cs="FangSong_GB2312"/>
+                <w:kern w:val="0"/>
+                <w:sz w:val="24"/>
+              </w:rPr>
+            </w:pPr>
+            <w:r>
+              <w:rPr>
+                <w:rFonts w:ascii="FangSong_GB2312" w:eastAsia="FangSong_GB2312" w:hAnsi="FangSong_GB2312" w:cs="FangSong_GB2312" w:hint="eastAsia"/>
+                <w:kern w:val="0"/>
+                <w:sz w:val="24"/>
+              </w:rPr>
+              <w:t xml:space="preserve">教学组织破解色彩感知错觉：亮度反噬补偿与色相旋转高阶技巧，解析暗黑模式灰阶坍塌挑战</w:t>
+            </w:r>
+          </w:p>
+          <w:p>
+            <w:pPr>
+              <w:widowControl/>
+              <w:spacing w:line="400" w:lineRule="exact"/>
+              <w:jc w:val="left"/>
+              <w:rPr>
+                <w:rFonts w:ascii="FangSong_GB2312" w:eastAsia="FangSong_GB2312" w:hAnsi="FangSong_GB2312" w:cs="FangSong_GB2312"/>
+                <w:kern w:val="0"/>
+                <w:sz w:val="24"/>
+              </w:rPr>
+            </w:pPr>
+            <w:r>
+              <w:rPr>
+                <w:rFonts w:ascii="FangSong_GB2312" w:eastAsia="FangSong_GB2312" w:hAnsi="FangSong_GB2312" w:cs="FangSong_GB2312" w:hint="eastAsia"/>
+                <w:kern w:val="0"/>
+                <w:sz w:val="24"/>
+              </w:rPr>
+              <w:t xml:space="preserve">教学方法项目导引、重构对比赏析、视觉 Token 系统推演实践</w:t>
+            </w:r>
+          </w:p>
+          <w:p>
+            <w:pPr>
+              <w:widowControl/>
+              <w:spacing w:line="400" w:lineRule="exact"/>
+              <w:jc w:val="left"/>
+              <w:rPr>
+                <w:rFonts w:ascii="FangSong_GB2312" w:eastAsia="FangSong_GB2312" w:hAnsi="FangSong_GB2312" w:cs="FangSong_GB2312"/>
+                <w:kern w:val="0"/>
+                <w:sz w:val="24"/>
+              </w:rPr>
+            </w:pPr>
+            <w:r>
+              <w:rPr>
+                <w:rFonts w:ascii="FangSong_GB2312" w:eastAsia="FangSong_GB2312" w:hAnsi="FangSong_GB2312" w:cs="FangSong_GB2312" w:hint="eastAsia"/>
+                <w:kern w:val="0"/>
+                <w:sz w:val="24"/>
+              </w:rPr>
+              <w:t xml:space="preserve">时间安排约15分钟（0.3实践学时）</w:t>
+            </w:r>
+          </w:p>
+          <w:p>
+            <w:pPr>
+              <w:widowControl/>
+              <w:spacing w:line="400" w:lineRule="exact"/>
+              <w:jc w:val="left"/>
+              <w:rPr>
+                <w:rFonts w:ascii="FangSong_GB2312" w:eastAsia="FangSong_GB2312" w:hAnsi="FangSong_GB2312" w:cs="FangSong_GB2312"/>
+                <w:kern w:val="0"/>
+                <w:sz w:val="24"/>
+              </w:rPr>
+            </w:pPr>
+            <w:r>
+              <w:rPr>
+                <w:rFonts w:ascii="FangSong_GB2312" w:eastAsia="FangSong_GB2312" w:hAnsi="FangSong_GB2312" w:cs="FangSong_GB2312" w:hint="eastAsia"/>
+                <w:kern w:val="0"/>
+                <w:sz w:val="24"/>
+              </w:rPr>
+              <w:t xml:space="preserve">课堂思考</w:t>
+            </w:r>
+          </w:p>
+          <w:p>
+            <w:pPr>
+              <w:widowControl/>
+              <w:spacing w:line="400" w:lineRule="exact"/>
+              <w:jc w:val="left"/>
+              <w:rPr>
+                <w:rFonts w:ascii="FangSong_GB2312" w:eastAsia="FangSong_GB2312" w:hAnsi="FangSong_GB2312" w:cs="FangSong_GB2312"/>
+                <w:kern w:val="0"/>
+                <w:sz w:val="24"/>
+              </w:rPr>
+            </w:pPr>
+            <w:r>
+              <w:rPr>
+                <w:rFonts w:ascii="FangSong_GB2312" w:eastAsia="FangSong_GB2312" w:hAnsi="FangSong_GB2312" w:cs="FangSong_GB2312" w:hint="eastAsia"/>
+                <w:kern w:val="0"/>
+                <w:sz w:val="24"/>
+              </w:rPr>
+              <w:t xml:space="preserve">课程思政融入点</w:t>
+            </w:r>
+          </w:p>
+          <w:p>
+            <w:pPr>
+              <w:widowControl/>
+              <w:spacing w:line="400" w:lineRule="exact"/>
+              <w:jc w:val="left"/>
+              <w:rPr>
+                <w:rFonts w:ascii="FangSong_GB2312" w:eastAsia="FangSong_GB2312" w:hAnsi="FangSong_GB2312" w:cs="FangSong_GB2312"/>
+                <w:kern w:val="0"/>
+                <w:sz w:val="24"/>
+              </w:rPr>
+            </w:pPr>
+            <w:r>
+              <w:rPr>
+                <w:rFonts w:ascii="FangSong_GB2312" w:eastAsia="FangSong_GB2312" w:hAnsi="FangSong_GB2312" w:cs="FangSong_GB2312" w:hint="eastAsia"/>
+                <w:kern w:val="0"/>
+                <w:sz w:val="24"/>
+              </w:rPr>
+              <w:t xml:space="preserve">教学组织结合三哩岛事故与红绿灯盲区，深度解读WCAG/APCA对比度新规及多重感官通道冗余设计</w:t>
+            </w:r>
+          </w:p>
+          <w:p>
+            <w:pPr>
+              <w:widowControl/>
+              <w:spacing w:line="400" w:lineRule="exact"/>
+              <w:jc w:val="left"/>
+              <w:rPr>
+                <w:rFonts w:ascii="FangSong_GB2312" w:eastAsia="FangSong_GB2312" w:hAnsi="FangSong_GB2312" w:cs="FangSong_GB2312"/>
+                <w:kern w:val="0"/>
+                <w:sz w:val="24"/>
+              </w:rPr>
+            </w:pPr>
+            <w:r>
+              <w:rPr>
+                <w:rFonts w:ascii="FangSong_GB2312" w:eastAsia="FangSong_GB2312" w:hAnsi="FangSong_GB2312" w:cs="FangSong_GB2312" w:hint="eastAsia"/>
+                <w:kern w:val="0"/>
+                <w:sz w:val="24"/>
+              </w:rPr>
+              <w:t xml:space="preserve">教学方法项目导引、重构对比赏析、视觉 Token 系统推演实践</w:t>
+            </w:r>
+          </w:p>
+          <w:p>
+            <w:pPr>
+              <w:widowControl/>
+              <w:spacing w:line="400" w:lineRule="exact"/>
+              <w:jc w:val="left"/>
+              <w:rPr>
+                <w:rFonts w:ascii="FangSong_GB2312" w:eastAsia="FangSong_GB2312" w:hAnsi="FangSong_GB2312" w:cs="FangSong_GB2312"/>
+                <w:kern w:val="0"/>
+                <w:sz w:val="24"/>
+              </w:rPr>
+            </w:pPr>
+            <w:r>
+              <w:rPr>
+                <w:rFonts w:ascii="FangSong_GB2312" w:eastAsia="FangSong_GB2312" w:hAnsi="FangSong_GB2312" w:cs="FangSong_GB2312" w:hint="eastAsia"/>
+                <w:kern w:val="0"/>
+                <w:sz w:val="24"/>
+              </w:rPr>
+              <w:t xml:space="preserve">时间安排约15分钟（0.3实践学时）</w:t>
+            </w:r>
+          </w:p>
+          <w:p>
+            <w:pPr>
+              <w:widowControl/>
+              <w:spacing w:line="400" w:lineRule="exact"/>
+              <w:jc w:val="left"/>
+              <w:rPr>
+                <w:rFonts w:ascii="FangSong_GB2312" w:eastAsia="FangSong_GB2312" w:hAnsi="FangSong_GB2312" w:cs="FangSong_GB2312"/>
+                <w:kern w:val="0"/>
+                <w:sz w:val="24"/>
+              </w:rPr>
+            </w:pPr>
+            <w:r>
+              <w:rPr>
+                <w:rFonts w:ascii="FangSong_GB2312" w:eastAsia="FangSong_GB2312" w:hAnsi="FangSong_GB2312" w:cs="FangSong_GB2312" w:hint="eastAsia"/>
+                <w:kern w:val="0"/>
+                <w:sz w:val="24"/>
+              </w:rPr>
+              <w:t xml:space="preserve">课堂思考</w:t>
+            </w:r>
+          </w:p>
+          <w:p>
+            <w:pPr>
+              <w:widowControl/>
+              <w:spacing w:line="400" w:lineRule="exact"/>
+              <w:jc w:val="left"/>
+              <w:rPr>
+                <w:rFonts w:ascii="FangSong_GB2312" w:eastAsia="FangSong_GB2312" w:hAnsi="FangSong_GB2312" w:cs="FangSong_GB2312"/>
+                <w:kern w:val="0"/>
+                <w:sz w:val="24"/>
+              </w:rPr>
+            </w:pPr>
+            <w:r>
+              <w:rPr>
+                <w:rFonts w:ascii="FangSong_GB2312" w:eastAsia="FangSong_GB2312" w:hAnsi="FangSong_GB2312" w:cs="FangSong_GB2312" w:hint="eastAsia"/>
+                <w:kern w:val="0"/>
+                <w:sz w:val="24"/>
+              </w:rPr>
+              <w:t xml:space="preserve">课程思政融入点</w:t>
             </w:r>
           </w:p>
         </w:tc>
@@ -1920,139 +2137,73 @@
                 <w:kern w:val="0"/>
                 <w:sz w:val="24"/>
               </w:rPr>
-              <w:t xml:space="preserve">【教学组织】课堂实践与操作训练:</w:t>
-            </w:r>
-          </w:p>
-          <w:p>
-            <w:pPr>
-              <w:widowControl/>
-              <w:spacing w:line="400" w:lineRule="exact"/>
-              <w:jc w:val="left"/>
-              <w:rPr>
-                <w:rFonts w:ascii="FangSong_GB2312" w:eastAsia="FangSong_GB2312" w:hAnsi="FangSong_GB2312" w:cs="FangSong_GB2312"/>
-                <w:color w:val="000000"/>
-                <w:kern w:val="0"/>
-                <w:sz w:val="24"/>
-              </w:rPr>
-            </w:pPr>
-            <w:r>
-              <w:rPr>
-                <w:rFonts w:ascii="FangSong_GB2312" w:eastAsia="FangSong_GB2312" w:hAnsi="FangSong_GB2312" w:cs="FangSong_GB2312" w:hint="eastAsia"/>
-                <w:color w:val="000000"/>
-                <w:kern w:val="0"/>
-                <w:sz w:val="24"/>
-              </w:rPr>
-              <w:t xml:space="preserve">1. 实践任务指导：为干瘪骨架填入视觉 Token——Typography/Color/Spacing 三维系统搭建</w:t>
-            </w:r>
-          </w:p>
-          <w:p>
-            <w:pPr>
-              <w:widowControl/>
-              <w:spacing w:line="400" w:lineRule="exact"/>
-              <w:jc w:val="left"/>
-              <w:rPr>
-                <w:rFonts w:ascii="FangSong_GB2312" w:eastAsia="FangSong_GB2312" w:hAnsi="FangSong_GB2312" w:cs="FangSong_GB2312"/>
-                <w:color w:val="000000"/>
-                <w:kern w:val="0"/>
-                <w:sz w:val="24"/>
-              </w:rPr>
-            </w:pPr>
-            <w:r>
-              <w:rPr>
-                <w:rFonts w:ascii="FangSong_GB2312" w:eastAsia="FangSong_GB2312" w:hAnsi="FangSong_GB2312" w:cs="FangSong_GB2312" w:hint="eastAsia"/>
-                <w:color w:val="000000"/>
-                <w:kern w:val="0"/>
-                <w:sz w:val="24"/>
-              </w:rPr>
-              <w:t xml:space="preserve">2. 核心任务目标：为项目原型建立完整的 Design Token 体系（Typography × 4 级、Color × HSL 语义色、Spacing × 4 级），以 Figma Style Guide 形式输出。</w:t>
-            </w:r>
-          </w:p>
-          <w:p>
-            <w:pPr>
-              <w:widowControl/>
-              <w:spacing w:line="400" w:lineRule="exact"/>
-              <w:jc w:val="left"/>
-              <w:rPr>
-                <w:rFonts w:ascii="FangSong_GB2312" w:eastAsia="FangSong_GB2312" w:hAnsi="FangSong_GB2312" w:cs="FangSong_GB2312"/>
-                <w:color w:val="000000"/>
-                <w:kern w:val="0"/>
-                <w:sz w:val="24"/>
-              </w:rPr>
-            </w:pPr>
-            <w:r>
-              <w:rPr>
-                <w:rFonts w:ascii="FangSong_GB2312" w:eastAsia="FangSong_GB2312" w:hAnsi="FangSong_GB2312" w:cs="FangSong_GB2312" w:hint="eastAsia"/>
-                <w:color w:val="000000"/>
-                <w:kern w:val="0"/>
-                <w:sz w:val="24"/>
-              </w:rPr>
-              <w:t xml:space="preserve">3. 教师巡回指导，及时发现并纠正学生实践中的认知偏差。</w:t>
-            </w:r>
-          </w:p>
-          <w:p>
-            <w:pPr>
-              <w:widowControl/>
-              <w:spacing w:line="400" w:lineRule="exact"/>
-              <w:jc w:val="left"/>
-              <w:rPr>
-                <w:rFonts w:ascii="FangSong_GB2312" w:eastAsia="FangSong_GB2312" w:hAnsi="FangSong_GB2312" w:cs="FangSong_GB2312"/>
-                <w:color w:val="000000"/>
-                <w:kern w:val="0"/>
-                <w:sz w:val="24"/>
-              </w:rPr>
-            </w:pPr>
-            <w:r>
-              <w:rPr>
-                <w:rFonts w:ascii="FangSong_GB2312" w:eastAsia="FangSong_GB2312" w:hAnsi="FangSong_GB2312" w:cs="FangSong_GB2312" w:hint="eastAsia"/>
-                <w:color w:val="000000"/>
-                <w:kern w:val="0"/>
-                <w:sz w:val="24"/>
-              </w:rPr>
-              <w:t xml:space="preserve">【教学方法】项目导引、重构对比赏析、视觉 Token 系统推演实践</w:t>
-            </w:r>
-          </w:p>
-          <w:p>
-            <w:pPr>
-              <w:widowControl/>
-              <w:spacing w:line="400" w:lineRule="exact"/>
-              <w:jc w:val="left"/>
-              <w:rPr>
-                <w:rFonts w:ascii="FangSong_GB2312" w:eastAsia="FangSong_GB2312" w:hAnsi="FangSong_GB2312" w:cs="FangSong_GB2312"/>
-                <w:color w:val="000000"/>
-                <w:kern w:val="0"/>
-                <w:sz w:val="24"/>
-              </w:rPr>
-            </w:pPr>
-            <w:r>
-              <w:rPr>
-                <w:rFonts w:ascii="FangSong_GB2312" w:eastAsia="FangSong_GB2312" w:hAnsi="FangSong_GB2312" w:cs="FangSong_GB2312" w:hint="eastAsia"/>
-                <w:color w:val="000000"/>
-                <w:kern w:val="0"/>
-                <w:sz w:val="24"/>
-              </w:rPr>
-              <w:t xml:space="preserve">【时间安排】约80分钟（1.8实践学时）</w:t>
-            </w:r>
-          </w:p>
-          <w:p>
-            <w:pPr>
-              <w:widowControl/>
-              <w:spacing w:line="400" w:lineRule="exact"/>
-              <w:jc w:val="left"/>
-              <w:rPr>
-                <w:rFonts w:ascii="FangSong_GB2312" w:eastAsia="FangSong_GB2312" w:hAnsi="FangSong_GB2312" w:cs="FangSong_GB2312"/>
-                <w:color w:val="000000"/>
-                <w:kern w:val="0"/>
-                <w:sz w:val="24"/>
-              </w:rPr>
-            </w:pPr>
-            <w:r>
-              <w:rPr>
-                <w:rFonts w:ascii="FangSong_GB2312" w:eastAsia="FangSong_GB2312" w:hAnsi="FangSong_GB2312" w:cs="FangSong_GB2312" w:hint="eastAsia"/>
-                <w:color w:val="000000"/>
-                <w:kern w:val="0"/>
-                <w:sz w:val="24"/>
-              </w:rPr>
-              <w:t xml:space="preserve">【课堂思考】</w:t>
+              <w:t xml:space="preserve">教学组织启动工作坊（Workshop）：为历史灰色线框骨架执行系统填色、构建Token树并严查对比度</w:t>
+            </w:r>
+          </w:p>
+          <w:p>
+            <w:pPr>
+              <w:widowControl/>
+              <w:spacing w:line="400" w:lineRule="exact"/>
+              <w:jc w:val="left"/>
+              <w:rPr>
+                <w:rFonts w:ascii="FangSong_GB2312" w:eastAsia="FangSong_GB2312" w:hAnsi="FangSong_GB2312" w:cs="FangSong_GB2312"/>
+                <w:color w:val="000000"/>
+                <w:kern w:val="0"/>
+                <w:sz w:val="24"/>
+              </w:rPr>
+            </w:pPr>
+            <w:r>
+              <w:rPr>
+                <w:rFonts w:ascii="FangSong_GB2312" w:eastAsia="FangSong_GB2312" w:hAnsi="FangSong_GB2312" w:cs="FangSong_GB2312" w:hint="eastAsia"/>
+                <w:color w:val="000000"/>
+                <w:kern w:val="0"/>
+                <w:sz w:val="24"/>
+              </w:rPr>
+              <w:t xml:space="preserve">教学方法项目导引、重构对比赏析、视觉 Token 系统推演实践</w:t>
+            </w:r>
+          </w:p>
+          <w:p>
+            <w:pPr>
+              <w:widowControl/>
+              <w:spacing w:line="400" w:lineRule="exact"/>
+              <w:jc w:val="left"/>
+              <w:rPr>
+                <w:rFonts w:ascii="FangSong_GB2312" w:eastAsia="FangSong_GB2312" w:hAnsi="FangSong_GB2312" w:cs="FangSong_GB2312"/>
+                <w:color w:val="000000"/>
+                <w:kern w:val="0"/>
+                <w:sz w:val="24"/>
+              </w:rPr>
+            </w:pPr>
+            <w:r>
+              <w:rPr>
+                <w:rFonts w:ascii="FangSong_GB2312" w:eastAsia="FangSong_GB2312" w:hAnsi="FangSong_GB2312" w:cs="FangSong_GB2312" w:hint="eastAsia"/>
+                <w:color w:val="000000"/>
+                <w:kern w:val="0"/>
+                <w:sz w:val="24"/>
+              </w:rPr>
+              <w:t xml:space="preserve">时间安排约70分钟（1.6实践学时）</w:t>
+            </w:r>
+          </w:p>
+          <w:p>
+            <w:pPr>
+              <w:widowControl/>
+              <w:spacing w:line="400" w:lineRule="exact"/>
+              <w:jc w:val="left"/>
+              <w:rPr>
+                <w:rFonts w:ascii="FangSong_GB2312" w:eastAsia="FangSong_GB2312" w:hAnsi="FangSong_GB2312" w:cs="FangSong_GB2312"/>
+                <w:color w:val="000000"/>
+                <w:kern w:val="0"/>
+                <w:sz w:val="24"/>
+              </w:rPr>
+            </w:pPr>
+            <w:r>
+              <w:rPr>
+                <w:rFonts w:ascii="FangSong_GB2312" w:eastAsia="FangSong_GB2312" w:hAnsi="FangSong_GB2312" w:cs="FangSong_GB2312" w:hint="eastAsia"/>
+                <w:color w:val="000000"/>
+                <w:kern w:val="0"/>
+                <w:sz w:val="24"/>
+              </w:rPr>
+              <w:t xml:space="preserve">课堂思考</w:t>
             </w:r>
           </w:p>
         </w:tc>
@@ -2164,117 +2315,117 @@
                 <w:kern w:val="0"/>
                 <w:sz w:val="24"/>
               </w:rPr>
-              <w:t xml:space="preserve">【教学组织】知识凝练与教学反思:</w:t>
-            </w:r>
-          </w:p>
-          <w:p>
-            <w:pPr>
-              <w:widowControl/>
-              <w:spacing w:line="400" w:lineRule="exact"/>
-              <w:jc w:val="left"/>
-              <w:rPr>
-                <w:rFonts w:ascii="FangSong_GB2312" w:eastAsia="FangSong_GB2312" w:hAnsi="FangSong_GB2312" w:cs="FangSong_GB2312"/>
-                <w:color w:val="000000"/>
-                <w:kern w:val="0"/>
-                <w:sz w:val="24"/>
-              </w:rPr>
-            </w:pPr>
-            <w:r>
-              <w:rPr>
-                <w:rFonts w:ascii="FangSong_GB2312" w:eastAsia="FangSong_GB2312" w:hAnsi="FangSong_GB2312" w:cs="FangSong_GB2312" w:hint="eastAsia"/>
-                <w:color w:val="000000"/>
-                <w:kern w:val="0"/>
-                <w:sz w:val="24"/>
-              </w:rPr>
-              <w:t xml:space="preserve">1. 归纳梳理：互评 Token 系统的一致性与可扩展性</w:t>
-            </w:r>
-          </w:p>
-          <w:p>
-            <w:pPr>
-              <w:widowControl/>
-              <w:spacing w:line="400" w:lineRule="exact"/>
-              <w:jc w:val="left"/>
-              <w:rPr>
-                <w:rFonts w:ascii="FangSong_GB2312" w:eastAsia="FangSong_GB2312" w:hAnsi="FangSong_GB2312" w:cs="FangSong_GB2312"/>
-                <w:color w:val="000000"/>
-                <w:kern w:val="0"/>
-                <w:sz w:val="24"/>
-              </w:rPr>
-            </w:pPr>
-            <w:r>
-              <w:rPr>
-                <w:rFonts w:ascii="FangSong_GB2312" w:eastAsia="FangSong_GB2312" w:hAnsi="FangSong_GB2312" w:cs="FangSong_GB2312" w:hint="eastAsia"/>
-                <w:color w:val="000000"/>
-                <w:kern w:val="0"/>
-                <w:sz w:val="24"/>
-              </w:rPr>
-              <w:t xml:space="preserve">2. 强化记忆：系统性总结本节课核心知识点与技能框架。</w:t>
-            </w:r>
-          </w:p>
-          <w:p>
-            <w:pPr>
-              <w:widowControl/>
-              <w:spacing w:line="400" w:lineRule="exact"/>
-              <w:jc w:val="left"/>
-              <w:rPr>
-                <w:rFonts w:ascii="FangSong_GB2312" w:eastAsia="FangSong_GB2312" w:hAnsi="FangSong_GB2312" w:cs="FangSong_GB2312"/>
-                <w:color w:val="000000"/>
-                <w:kern w:val="0"/>
-                <w:sz w:val="24"/>
-              </w:rPr>
-            </w:pPr>
-            <w:r>
-              <w:rPr>
-                <w:rFonts w:ascii="FangSong_GB2312" w:eastAsia="FangSong_GB2312" w:hAnsi="FangSong_GB2312" w:cs="FangSong_GB2312" w:hint="eastAsia"/>
-                <w:color w:val="000000"/>
-                <w:kern w:val="0"/>
-                <w:sz w:val="24"/>
-              </w:rPr>
-              <w:t xml:space="preserve">3. 布置课后延伸思考与预习任务。</w:t>
-            </w:r>
-          </w:p>
-          <w:p>
-            <w:pPr>
-              <w:widowControl/>
-              <w:spacing w:line="400" w:lineRule="exact"/>
-              <w:jc w:val="left"/>
-              <w:rPr>
-                <w:rFonts w:ascii="FangSong_GB2312" w:eastAsia="FangSong_GB2312" w:hAnsi="FangSong_GB2312" w:cs="FangSong_GB2312"/>
-                <w:color w:val="000000"/>
-                <w:kern w:val="0"/>
-                <w:sz w:val="24"/>
-              </w:rPr>
-            </w:pPr>
-            <w:r>
-              <w:rPr>
-                <w:rFonts w:ascii="FangSong_GB2312" w:eastAsia="FangSong_GB2312" w:hAnsi="FangSong_GB2312" w:cs="FangSong_GB2312" w:hint="eastAsia"/>
-                <w:color w:val="000000"/>
-                <w:kern w:val="0"/>
-                <w:sz w:val="24"/>
-              </w:rPr>
-              <w:t xml:space="preserve">【时间安排】约10分钟（0.2实践学时）</w:t>
-            </w:r>
-          </w:p>
-          <w:p>
-            <w:pPr>
-              <w:widowControl/>
-              <w:spacing w:line="400" w:lineRule="exact"/>
-              <w:jc w:val="left"/>
-              <w:rPr>
-                <w:rFonts w:ascii="FangSong_GB2312" w:eastAsia="FangSong_GB2312" w:hAnsi="FangSong_GB2312" w:cs="FangSong_GB2312"/>
-                <w:color w:val="000000"/>
-                <w:kern w:val="0"/>
-                <w:sz w:val="24"/>
-              </w:rPr>
-            </w:pPr>
-            <w:r>
-              <w:rPr>
-                <w:rFonts w:ascii="FangSong_GB2312" w:eastAsia="FangSong_GB2312" w:hAnsi="FangSong_GB2312" w:cs="FangSong_GB2312" w:hint="eastAsia"/>
-                <w:color w:val="000000"/>
-                <w:kern w:val="0"/>
-                <w:sz w:val="24"/>
-              </w:rPr>
-              <w:t xml:space="preserve">【课程回顾与反思】</w:t>
+              <w:t xml:space="preserve">教学组织阐述像素物理体积与色彩对比度的动态平衡（图标洗淡法则）</w:t>
+            </w:r>
+          </w:p>
+          <w:p>
+            <w:pPr>
+              <w:widowControl/>
+              <w:spacing w:line="400" w:lineRule="exact"/>
+              <w:jc w:val="left"/>
+              <w:rPr>
+                <w:rFonts w:ascii="FangSong_GB2312" w:eastAsia="FangSong_GB2312" w:hAnsi="FangSong_GB2312" w:cs="FangSong_GB2312"/>
+                <w:color w:val="000000"/>
+                <w:kern w:val="0"/>
+                <w:sz w:val="24"/>
+              </w:rPr>
+            </w:pPr>
+            <w:r>
+              <w:rPr>
+                <w:rFonts w:ascii="FangSong_GB2312" w:eastAsia="FangSong_GB2312" w:hAnsi="FangSong_GB2312" w:cs="FangSong_GB2312" w:hint="eastAsia"/>
+                <w:color w:val="000000"/>
+                <w:kern w:val="0"/>
+                <w:sz w:val="24"/>
+              </w:rPr>
+              <w:t xml:space="preserve">时间安排约5分钟（0.1实践学时）</w:t>
+            </w:r>
+          </w:p>
+          <w:p>
+            <w:pPr>
+              <w:widowControl/>
+              <w:spacing w:line="400" w:lineRule="exact"/>
+              <w:jc w:val="left"/>
+              <w:rPr>
+                <w:rFonts w:ascii="FangSong_GB2312" w:eastAsia="FangSong_GB2312" w:hAnsi="FangSong_GB2312" w:cs="FangSong_GB2312"/>
+                <w:color w:val="000000"/>
+                <w:kern w:val="0"/>
+                <w:sz w:val="24"/>
+              </w:rPr>
+            </w:pPr>
+            <w:r>
+              <w:rPr>
+                <w:rFonts w:ascii="FangSong_GB2312" w:eastAsia="FangSong_GB2312" w:hAnsi="FangSong_GB2312" w:cs="FangSong_GB2312" w:hint="eastAsia"/>
+                <w:color w:val="000000"/>
+                <w:kern w:val="0"/>
+                <w:sz w:val="24"/>
+              </w:rPr>
+              <w:t xml:space="preserve">课程回顾与反思</w:t>
+            </w:r>
+          </w:p>
+          <w:p>
+            <w:pPr>
+              <w:widowControl/>
+              <w:spacing w:line="400" w:lineRule="exact"/>
+              <w:jc w:val="left"/>
+              <w:rPr>
+                <w:rFonts w:ascii="FangSong_GB2312" w:eastAsia="FangSong_GB2312" w:hAnsi="FangSong_GB2312" w:cs="FangSong_GB2312"/>
+                <w:color w:val="000000"/>
+                <w:kern w:val="0"/>
+                <w:sz w:val="24"/>
+              </w:rPr>
+            </w:pPr>
+            <w:r>
+              <w:rPr>
+                <w:rFonts w:ascii="FangSong_GB2312" w:eastAsia="FangSong_GB2312" w:hAnsi="FangSong_GB2312" w:cs="FangSong_GB2312" w:hint="eastAsia"/>
+                <w:color w:val="000000"/>
+                <w:kern w:val="0"/>
+                <w:sz w:val="24"/>
+              </w:rPr>
+              <w:t xml:space="preserve">教学组织统合视觉层级与色彩纪律的三位一体体系，预告Z轴阴影视差与深度防错机制（W08课题）</w:t>
+            </w:r>
+          </w:p>
+          <w:p>
+            <w:pPr>
+              <w:widowControl/>
+              <w:spacing w:line="400" w:lineRule="exact"/>
+              <w:jc w:val="left"/>
+              <w:rPr>
+                <w:rFonts w:ascii="FangSong_GB2312" w:eastAsia="FangSong_GB2312" w:hAnsi="FangSong_GB2312" w:cs="FangSong_GB2312"/>
+                <w:color w:val="000000"/>
+                <w:kern w:val="0"/>
+                <w:sz w:val="24"/>
+              </w:rPr>
+            </w:pPr>
+            <w:r>
+              <w:rPr>
+                <w:rFonts w:ascii="FangSong_GB2312" w:eastAsia="FangSong_GB2312" w:hAnsi="FangSong_GB2312" w:cs="FangSong_GB2312" w:hint="eastAsia"/>
+                <w:color w:val="000000"/>
+                <w:kern w:val="0"/>
+                <w:sz w:val="24"/>
+              </w:rPr>
+              <w:t xml:space="preserve">时间安排约10分钟（0.4实践学时）</w:t>
+            </w:r>
+          </w:p>
+          <w:p>
+            <w:pPr>
+              <w:widowControl/>
+              <w:spacing w:line="400" w:lineRule="exact"/>
+              <w:jc w:val="left"/>
+              <w:rPr>
+                <w:rFonts w:ascii="FangSong_GB2312" w:eastAsia="FangSong_GB2312" w:hAnsi="FangSong_GB2312" w:cs="FangSong_GB2312"/>
+                <w:color w:val="000000"/>
+                <w:kern w:val="0"/>
+                <w:sz w:val="24"/>
+              </w:rPr>
+            </w:pPr>
+            <w:r>
+              <w:rPr>
+                <w:rFonts w:ascii="FangSong_GB2312" w:eastAsia="FangSong_GB2312" w:hAnsi="FangSong_GB2312" w:cs="FangSong_GB2312" w:hint="eastAsia"/>
+                <w:color w:val="000000"/>
+                <w:kern w:val="0"/>
+                <w:sz w:val="24"/>
+              </w:rPr>
+              <w:t xml:space="preserve">课程回顾与反思</w:t>
             </w:r>
           </w:p>
         </w:tc>
@@ -2355,7 +2506,7 @@
                 <w:kern w:val="0"/>
                 <w:sz w:val="24"/>
               </w:rPr>
-              <w:t xml:space="preserve">为项目原型建立完整的 Design Token 体系（Typography × 4 级、Color × HSL 语义色、Spacing × 4 级），以 Figma Style Guide 形式输出。</w:t>
+              <w:t xml:space="preserve">为前期高保真线框图“填色”，建立符合无障碍对比度标准、带特定情感温度灰阶的专属9阶基础色彩Token库，并通过色彩补偿与层级分配法则重建界面骨架。</w:t>
             </w:r>
           </w:p>
         </w:tc>
